--- a/docs/ПМИ_Панкратов_ОК.docx
+++ b/docs/ПМИ_Панкратов_ОК.docx
@@ -449,61 +449,29 @@
                 <w:sz w:val="24"/>
                 <w:szCs w:val="24"/>
               </w:rPr>
-              <w:t xml:space="preserve">Академический </w:t>
-            </w:r>
-            <w:proofErr w:type="gramStart"/>
+              <w:t>Академический руководитель  образовательной программы</w:t>
+            </w:r>
             <w:r>
               <w:rPr>
                 <w:sz w:val="24"/>
                 <w:szCs w:val="24"/>
               </w:rPr>
-              <w:t>руководитель  образовательной</w:t>
-            </w:r>
-            <w:proofErr w:type="gramEnd"/>
+              <w:t xml:space="preserve"> </w:t>
+            </w:r>
             <w:r>
               <w:rPr>
                 <w:sz w:val="24"/>
                 <w:szCs w:val="24"/>
               </w:rPr>
-              <w:t xml:space="preserve"> программы</w:t>
+              <w:t>«Программная инженерия»</w:t>
             </w:r>
             <w:r>
               <w:rPr>
                 <w:sz w:val="24"/>
                 <w:szCs w:val="24"/>
               </w:rPr>
-              <w:t xml:space="preserve"> </w:t>
-            </w:r>
-            <w:r>
-              <w:rPr>
-                <w:sz w:val="24"/>
-                <w:szCs w:val="24"/>
-              </w:rPr>
-              <w:t>«Программная инженерия»</w:t>
-            </w:r>
-            <w:r>
-              <w:rPr>
-                <w:sz w:val="24"/>
-                <w:szCs w:val="24"/>
-              </w:rPr>
               <w:br/>
-              <w:t xml:space="preserve">профессор департамента </w:t>
-            </w:r>
-            <w:proofErr w:type="spellStart"/>
-            <w:r>
-              <w:rPr>
-                <w:sz w:val="24"/>
-                <w:szCs w:val="24"/>
-              </w:rPr>
-              <w:t>программнои</w:t>
-            </w:r>
-            <w:proofErr w:type="spellEnd"/>
-            <w:r>
-              <w:rPr>
-                <w:sz w:val="24"/>
-                <w:szCs w:val="24"/>
-              </w:rPr>
-              <w:t>̆ инженерии, канд. техн. наук</w:t>
+              <w:t>профессор департамента программной инженерии, канд. техн. наук</w:t>
             </w:r>
           </w:p>
           <w:p>
@@ -532,17 +500,8 @@
                 <w:sz w:val="24"/>
                 <w:szCs w:val="24"/>
               </w:rPr>
-              <w:t xml:space="preserve">______________ Н. А. </w:t>
-            </w:r>
-            <w:proofErr w:type="spellStart"/>
-            <w:r>
-              <w:rPr>
-                <w:sz w:val="24"/>
-                <w:szCs w:val="24"/>
-              </w:rPr>
-              <w:t>Павлочев</w:t>
-            </w:r>
-            <w:proofErr w:type="spellEnd"/>
+              <w:t>______________ Н. А. Павлочев</w:t>
+            </w:r>
             <w:r>
               <w:rPr>
                 <w:sz w:val="24"/>
@@ -688,7 +647,6 @@
                                       <w:sz w:val="20"/>
                                     </w:rPr>
                                   </w:pPr>
-                                  <w:proofErr w:type="spellStart"/>
                                   <w:r>
                                     <w:rPr>
                                       <w:b/>
@@ -697,7 +655,6 @@
                                     </w:rPr>
                                     <w:t>Подп.идата</w:t>
                                   </w:r>
-                                  <w:proofErr w:type="spellEnd"/>
                                 </w:p>
                               </w:tc>
                               <w:tc>
@@ -734,41 +691,13 @@
                                       <w:sz w:val="20"/>
                                     </w:rPr>
                                   </w:pPr>
-                                  <w:proofErr w:type="spellStart"/>
                                   <w:r>
                                     <w:rPr>
                                       <w:b/>
                                       <w:i/>
                                       <w:sz w:val="20"/>
                                     </w:rPr>
-                                    <w:t>Инв</w:t>
-                                  </w:r>
-                                  <w:proofErr w:type="spellEnd"/>
-                                  <w:r>
-                                    <w:rPr>
-                                      <w:b/>
-                                      <w:i/>
-                                      <w:sz w:val="20"/>
-                                    </w:rPr>
-                                    <w:t>.№</w:t>
-                                  </w:r>
-                                  <w:proofErr w:type="spellStart"/>
-                                  <w:r>
-                                    <w:rPr>
-                                      <w:b/>
-                                      <w:i/>
-                                      <w:sz w:val="20"/>
-                                    </w:rPr>
-                                    <w:t>дубл</w:t>
-                                  </w:r>
-                                  <w:proofErr w:type="spellEnd"/>
-                                  <w:r>
-                                    <w:rPr>
-                                      <w:b/>
-                                      <w:i/>
-                                      <w:sz w:val="20"/>
-                                    </w:rPr>
-                                    <w:t>.</w:t>
+                                    <w:t>Инв.№дубл.</w:t>
                                   </w:r>
                                 </w:p>
                               </w:tc>
@@ -806,23 +735,13 @@
                                       <w:sz w:val="20"/>
                                     </w:rPr>
                                   </w:pPr>
-                                  <w:proofErr w:type="spellStart"/>
                                   <w:r>
                                     <w:rPr>
                                       <w:b/>
                                       <w:i/>
                                       <w:sz w:val="20"/>
                                     </w:rPr>
-                                    <w:t>Взам.инв</w:t>
-                                  </w:r>
-                                  <w:proofErr w:type="spellEnd"/>
-                                  <w:r>
-                                    <w:rPr>
-                                      <w:b/>
-                                      <w:i/>
-                                      <w:sz w:val="20"/>
-                                    </w:rPr>
-                                    <w:t>.№</w:t>
+                                    <w:t>Взам.инв.№</w:t>
                                   </w:r>
                                 </w:p>
                               </w:tc>
@@ -860,7 +779,6 @@
                                       <w:sz w:val="20"/>
                                     </w:rPr>
                                   </w:pPr>
-                                  <w:proofErr w:type="spellStart"/>
                                   <w:r>
                                     <w:rPr>
                                       <w:b/>
@@ -869,7 +787,6 @@
                                     </w:rPr>
                                     <w:t>Подп.идата</w:t>
                                   </w:r>
-                                  <w:proofErr w:type="spellEnd"/>
                                 </w:p>
                               </w:tc>
                               <w:tc>
@@ -906,7 +823,6 @@
                                       <w:sz w:val="20"/>
                                     </w:rPr>
                                   </w:pPr>
-                                  <w:proofErr w:type="spellStart"/>
                                   <w:r>
                                     <w:rPr>
                                       <w:b/>
@@ -915,7 +831,6 @@
                                     </w:rPr>
                                     <w:t>Инв.№подл</w:t>
                                   </w:r>
-                                  <w:proofErr w:type="spellEnd"/>
                                 </w:p>
                               </w:tc>
                               <w:tc>
@@ -1005,7 +920,6 @@
                                 <w:sz w:val="20"/>
                               </w:rPr>
                             </w:pPr>
-                            <w:proofErr w:type="spellStart"/>
                             <w:r>
                               <w:rPr>
                                 <w:b/>
@@ -1014,7 +928,6 @@
                               </w:rPr>
                               <w:t>Подп.идата</w:t>
                             </w:r>
-                            <w:proofErr w:type="spellEnd"/>
                           </w:p>
                         </w:tc>
                         <w:tc>
@@ -1051,41 +964,13 @@
                                 <w:sz w:val="20"/>
                               </w:rPr>
                             </w:pPr>
-                            <w:proofErr w:type="spellStart"/>
                             <w:r>
                               <w:rPr>
                                 <w:b/>
                                 <w:i/>
                                 <w:sz w:val="20"/>
                               </w:rPr>
-                              <w:t>Инв</w:t>
-                            </w:r>
-                            <w:proofErr w:type="spellEnd"/>
-                            <w:r>
-                              <w:rPr>
-                                <w:b/>
-                                <w:i/>
-                                <w:sz w:val="20"/>
-                              </w:rPr>
-                              <w:t>.№</w:t>
-                            </w:r>
-                            <w:proofErr w:type="spellStart"/>
-                            <w:r>
-                              <w:rPr>
-                                <w:b/>
-                                <w:i/>
-                                <w:sz w:val="20"/>
-                              </w:rPr>
-                              <w:t>дубл</w:t>
-                            </w:r>
-                            <w:proofErr w:type="spellEnd"/>
-                            <w:r>
-                              <w:rPr>
-                                <w:b/>
-                                <w:i/>
-                                <w:sz w:val="20"/>
-                              </w:rPr>
-                              <w:t>.</w:t>
+                              <w:t>Инв.№дубл.</w:t>
                             </w:r>
                           </w:p>
                         </w:tc>
@@ -1123,23 +1008,13 @@
                                 <w:sz w:val="20"/>
                               </w:rPr>
                             </w:pPr>
-                            <w:proofErr w:type="spellStart"/>
                             <w:r>
                               <w:rPr>
                                 <w:b/>
                                 <w:i/>
                                 <w:sz w:val="20"/>
                               </w:rPr>
-                              <w:t>Взам.инв</w:t>
-                            </w:r>
-                            <w:proofErr w:type="spellEnd"/>
-                            <w:r>
-                              <w:rPr>
-                                <w:b/>
-                                <w:i/>
-                                <w:sz w:val="20"/>
-                              </w:rPr>
-                              <w:t>.№</w:t>
+                              <w:t>Взам.инв.№</w:t>
                             </w:r>
                           </w:p>
                         </w:tc>
@@ -1177,7 +1052,6 @@
                                 <w:sz w:val="20"/>
                               </w:rPr>
                             </w:pPr>
-                            <w:proofErr w:type="spellStart"/>
                             <w:r>
                               <w:rPr>
                                 <w:b/>
@@ -1186,7 +1060,6 @@
                               </w:rPr>
                               <w:t>Подп.идата</w:t>
                             </w:r>
-                            <w:proofErr w:type="spellEnd"/>
                           </w:p>
                         </w:tc>
                         <w:tc>
@@ -1223,7 +1096,6 @@
                                 <w:sz w:val="20"/>
                               </w:rPr>
                             </w:pPr>
-                            <w:proofErr w:type="spellStart"/>
                             <w:r>
                               <w:rPr>
                                 <w:b/>
@@ -1232,7 +1104,6 @@
                               </w:rPr>
                               <w:t>Инв.№подл</w:t>
                             </w:r>
-                            <w:proofErr w:type="spellEnd"/>
                           </w:p>
                         </w:tc>
                         <w:tc>
@@ -1521,7 +1392,7 @@
           <w:noProof/>
         </w:rPr>
         <w:drawing>
-          <wp:anchor distT="0" distB="0" distL="114300" distR="114300" simplePos="0" relativeHeight="251670528" behindDoc="1" locked="0" layoutInCell="1" allowOverlap="1" wp14:anchorId="6E5EBE91" wp14:editId="2E2ED14F">
+          <wp:anchor distT="0" distB="0" distL="114300" distR="114300" simplePos="0" relativeHeight="251670528" behindDoc="1" locked="0" layoutInCell="1" allowOverlap="1" wp14:anchorId="6E5EBE91" wp14:editId="7E0F4F86">
             <wp:simplePos x="0" y="0"/>
             <wp:positionH relativeFrom="column">
               <wp:posOffset>4741546</wp:posOffset>
@@ -1864,7 +1735,6 @@
                                       <w:sz w:val="20"/>
                                     </w:rPr>
                                   </w:pPr>
-                                  <w:proofErr w:type="spellStart"/>
                                   <w:r>
                                     <w:rPr>
                                       <w:b/>
@@ -1873,7 +1743,6 @@
                                     </w:rPr>
                                     <w:t>Подп.идата</w:t>
                                   </w:r>
-                                  <w:proofErr w:type="spellEnd"/>
                                 </w:p>
                               </w:tc>
                               <w:tc>
@@ -1910,41 +1779,13 @@
                                       <w:sz w:val="20"/>
                                     </w:rPr>
                                   </w:pPr>
-                                  <w:proofErr w:type="spellStart"/>
                                   <w:r>
                                     <w:rPr>
                                       <w:b/>
                                       <w:i/>
                                       <w:sz w:val="20"/>
                                     </w:rPr>
-                                    <w:t>Инв</w:t>
-                                  </w:r>
-                                  <w:proofErr w:type="spellEnd"/>
-                                  <w:r>
-                                    <w:rPr>
-                                      <w:b/>
-                                      <w:i/>
-                                      <w:sz w:val="20"/>
-                                    </w:rPr>
-                                    <w:t>.№</w:t>
-                                  </w:r>
-                                  <w:proofErr w:type="spellStart"/>
-                                  <w:r>
-                                    <w:rPr>
-                                      <w:b/>
-                                      <w:i/>
-                                      <w:sz w:val="20"/>
-                                    </w:rPr>
-                                    <w:t>дубл</w:t>
-                                  </w:r>
-                                  <w:proofErr w:type="spellEnd"/>
-                                  <w:r>
-                                    <w:rPr>
-                                      <w:b/>
-                                      <w:i/>
-                                      <w:sz w:val="20"/>
-                                    </w:rPr>
-                                    <w:t>.</w:t>
+                                    <w:t>Инв.№дубл.</w:t>
                                   </w:r>
                                 </w:p>
                               </w:tc>
@@ -1982,23 +1823,13 @@
                                       <w:sz w:val="20"/>
                                     </w:rPr>
                                   </w:pPr>
-                                  <w:proofErr w:type="spellStart"/>
                                   <w:r>
                                     <w:rPr>
                                       <w:b/>
                                       <w:i/>
                                       <w:sz w:val="20"/>
                                     </w:rPr>
-                                    <w:t>Взам.инв</w:t>
-                                  </w:r>
-                                  <w:proofErr w:type="spellEnd"/>
-                                  <w:r>
-                                    <w:rPr>
-                                      <w:b/>
-                                      <w:i/>
-                                      <w:sz w:val="20"/>
-                                    </w:rPr>
-                                    <w:t>.№</w:t>
+                                    <w:t>Взам.инв.№</w:t>
                                   </w:r>
                                 </w:p>
                               </w:tc>
@@ -2036,7 +1867,6 @@
                                       <w:sz w:val="20"/>
                                     </w:rPr>
                                   </w:pPr>
-                                  <w:proofErr w:type="spellStart"/>
                                   <w:r>
                                     <w:rPr>
                                       <w:b/>
@@ -2045,7 +1875,6 @@
                                     </w:rPr>
                                     <w:t>Подп.идата</w:t>
                                   </w:r>
-                                  <w:proofErr w:type="spellEnd"/>
                                 </w:p>
                               </w:tc>
                               <w:tc>
@@ -2082,7 +1911,6 @@
                                       <w:sz w:val="20"/>
                                     </w:rPr>
                                   </w:pPr>
-                                  <w:proofErr w:type="spellStart"/>
                                   <w:r>
                                     <w:rPr>
                                       <w:b/>
@@ -2091,7 +1919,6 @@
                                     </w:rPr>
                                     <w:t>Инв.№подл</w:t>
                                   </w:r>
-                                  <w:proofErr w:type="spellEnd"/>
                                 </w:p>
                               </w:tc>
                               <w:tc>
@@ -2177,7 +2004,6 @@
                                 <w:sz w:val="20"/>
                               </w:rPr>
                             </w:pPr>
-                            <w:proofErr w:type="spellStart"/>
                             <w:r>
                               <w:rPr>
                                 <w:b/>
@@ -2186,7 +2012,6 @@
                               </w:rPr>
                               <w:t>Подп.идата</w:t>
                             </w:r>
-                            <w:proofErr w:type="spellEnd"/>
                           </w:p>
                         </w:tc>
                         <w:tc>
@@ -2223,41 +2048,13 @@
                                 <w:sz w:val="20"/>
                               </w:rPr>
                             </w:pPr>
-                            <w:proofErr w:type="spellStart"/>
                             <w:r>
                               <w:rPr>
                                 <w:b/>
                                 <w:i/>
                                 <w:sz w:val="20"/>
                               </w:rPr>
-                              <w:t>Инв</w:t>
-                            </w:r>
-                            <w:proofErr w:type="spellEnd"/>
-                            <w:r>
-                              <w:rPr>
-                                <w:b/>
-                                <w:i/>
-                                <w:sz w:val="20"/>
-                              </w:rPr>
-                              <w:t>.№</w:t>
-                            </w:r>
-                            <w:proofErr w:type="spellStart"/>
-                            <w:r>
-                              <w:rPr>
-                                <w:b/>
-                                <w:i/>
-                                <w:sz w:val="20"/>
-                              </w:rPr>
-                              <w:t>дубл</w:t>
-                            </w:r>
-                            <w:proofErr w:type="spellEnd"/>
-                            <w:r>
-                              <w:rPr>
-                                <w:b/>
-                                <w:i/>
-                                <w:sz w:val="20"/>
-                              </w:rPr>
-                              <w:t>.</w:t>
+                              <w:t>Инв.№дубл.</w:t>
                             </w:r>
                           </w:p>
                         </w:tc>
@@ -2295,23 +2092,13 @@
                                 <w:sz w:val="20"/>
                               </w:rPr>
                             </w:pPr>
-                            <w:proofErr w:type="spellStart"/>
                             <w:r>
                               <w:rPr>
                                 <w:b/>
                                 <w:i/>
                                 <w:sz w:val="20"/>
                               </w:rPr>
-                              <w:t>Взам.инв</w:t>
-                            </w:r>
-                            <w:proofErr w:type="spellEnd"/>
-                            <w:r>
-                              <w:rPr>
-                                <w:b/>
-                                <w:i/>
-                                <w:sz w:val="20"/>
-                              </w:rPr>
-                              <w:t>.№</w:t>
+                              <w:t>Взам.инв.№</w:t>
                             </w:r>
                           </w:p>
                         </w:tc>
@@ -2349,7 +2136,6 @@
                                 <w:sz w:val="20"/>
                               </w:rPr>
                             </w:pPr>
-                            <w:proofErr w:type="spellStart"/>
                             <w:r>
                               <w:rPr>
                                 <w:b/>
@@ -2358,7 +2144,6 @@
                               </w:rPr>
                               <w:t>Подп.идата</w:t>
                             </w:r>
-                            <w:proofErr w:type="spellEnd"/>
                           </w:p>
                         </w:tc>
                         <w:tc>
@@ -2395,7 +2180,6 @@
                                 <w:sz w:val="20"/>
                               </w:rPr>
                             </w:pPr>
-                            <w:proofErr w:type="spellStart"/>
                             <w:r>
                               <w:rPr>
                                 <w:b/>
@@ -2404,7 +2188,6 @@
                               </w:rPr>
                               <w:t>Инв.№подл</w:t>
                             </w:r>
-                            <w:proofErr w:type="spellEnd"/>
                           </w:p>
                         </w:tc>
                         <w:tc>
@@ -2628,15 +2411,7 @@
       </w:r>
       <w:r>
         <w:br/>
-        <w:t xml:space="preserve">«Объект испытаний», «Цель испытаний», «Требования к программе», «Требования к </w:t>
-      </w:r>
-      <w:proofErr w:type="spellStart"/>
-      <w:r>
-        <w:t>программнои</w:t>
-      </w:r>
-      <w:proofErr w:type="spellEnd"/>
-      <w:r>
-        <w:t xml:space="preserve">̆ документации», «Средства и порядок испытаний», «Методы испытаний», «Приложения». </w:t>
+        <w:t xml:space="preserve">«Объект испытаний», «Цель испытаний», «Требования к программе», «Требования к программной документации», «Средства и порядок испытаний», «Методы испытаний», «Приложения». </w:t>
       </w:r>
     </w:p>
     <w:p>
@@ -2692,15 +2467,7 @@
         <w:jc w:val="both"/>
       </w:pPr>
       <w:r>
-        <w:t xml:space="preserve">Раздел «Требования к программным документам» содержит состав </w:t>
-      </w:r>
-      <w:proofErr w:type="spellStart"/>
-      <w:r>
-        <w:t>программнои</w:t>
-      </w:r>
-      <w:proofErr w:type="spellEnd"/>
-      <w:r>
-        <w:t xml:space="preserve">̆ документации, которая представляется на испытания. </w:t>
+        <w:t xml:space="preserve">Раздел «Требования к программным документам» содержит состав программной документации, которая представляется на испытания. </w:t>
       </w:r>
     </w:p>
     <w:p>
@@ -2741,13 +2508,8 @@
         <w:ind w:left="567" w:right="683" w:firstLine="284"/>
         <w:jc w:val="both"/>
       </w:pPr>
-      <w:proofErr w:type="spellStart"/>
-      <w:r>
-        <w:t>Настоящии</w:t>
-      </w:r>
-      <w:proofErr w:type="spellEnd"/>
-      <w:r>
-        <w:t xml:space="preserve">̆ документ разработан в соответствии с требованиями: </w:t>
+      <w:r>
+        <w:t xml:space="preserve">Настоящий документ разработан в соответствии с требованиями: </w:t>
       </w:r>
     </w:p>
     <w:p>
@@ -2840,6 +2602,8 @@
       <w:sdtPr>
         <w:rPr>
           <w:rFonts w:ascii="Times New Roman" w:eastAsia="Times New Roman" w:hAnsi="Times New Roman" w:cs="Times New Roman" w:hint="cs"/>
+          <w:b w:val="0"/>
+          <w:bCs w:val="0"/>
           <w:color w:val="auto"/>
           <w:sz w:val="24"/>
           <w:szCs w:val="24"/>
@@ -2861,7 +2625,7 @@
           <w:pPr>
             <w:pStyle w:val="TOCHeading"/>
             <w:rPr>
-              <w:rFonts w:ascii="Times New Roman" w:hAnsi="Times New Roman" w:cs="Times New Roman" w:hint="cs"/>
+              <w:rFonts w:ascii="Times New Roman" w:hAnsi="Times New Roman" w:cs="Times New Roman"/>
               <w:sz w:val="24"/>
               <w:szCs w:val="24"/>
               <w:lang w:val="ru-RU"/>
@@ -2875,7 +2639,7 @@
               <w:tab w:val="right" w:leader="dot" w:pos="11340"/>
             </w:tabs>
             <w:rPr>
-              <w:rFonts w:ascii="Times New Roman" w:eastAsiaTheme="minorEastAsia" w:hAnsi="Times New Roman" w:cs="Times New Roman" w:hint="cs"/>
+              <w:rFonts w:ascii="Times New Roman" w:eastAsiaTheme="minorEastAsia" w:hAnsi="Times New Roman" w:cs="Times New Roman"/>
               <w:i w:val="0"/>
               <w:iCs w:val="0"/>
               <w:noProof/>
@@ -2998,7 +2762,7 @@
               <w:tab w:val="right" w:leader="dot" w:pos="11340"/>
             </w:tabs>
             <w:rPr>
-              <w:rFonts w:ascii="Times New Roman" w:eastAsiaTheme="minorEastAsia" w:hAnsi="Times New Roman" w:cs="Times New Roman" w:hint="cs"/>
+              <w:rFonts w:ascii="Times New Roman" w:eastAsiaTheme="minorEastAsia" w:hAnsi="Times New Roman" w:cs="Times New Roman"/>
               <w:i w:val="0"/>
               <w:iCs w:val="0"/>
               <w:noProof/>
@@ -3119,7 +2883,7 @@
               <w:tab w:val="right" w:leader="dot" w:pos="11340"/>
             </w:tabs>
             <w:rPr>
-              <w:rFonts w:ascii="Times New Roman" w:eastAsiaTheme="minorEastAsia" w:hAnsi="Times New Roman" w:cs="Times New Roman" w:hint="cs"/>
+              <w:rFonts w:ascii="Times New Roman" w:eastAsiaTheme="minorEastAsia" w:hAnsi="Times New Roman" w:cs="Times New Roman"/>
               <w:i w:val="0"/>
               <w:iCs w:val="0"/>
               <w:noProof/>
@@ -3261,7 +3025,7 @@
               <w:tab w:val="right" w:leader="dot" w:pos="11340"/>
             </w:tabs>
             <w:rPr>
-              <w:rFonts w:ascii="Times New Roman" w:eastAsiaTheme="minorEastAsia" w:hAnsi="Times New Roman" w:cs="Times New Roman" w:hint="cs"/>
+              <w:rFonts w:ascii="Times New Roman" w:eastAsiaTheme="minorEastAsia" w:hAnsi="Times New Roman" w:cs="Times New Roman"/>
               <w:i w:val="0"/>
               <w:iCs w:val="0"/>
               <w:noProof/>
@@ -3382,7 +3146,7 @@
               <w:tab w:val="right" w:leader="dot" w:pos="11340"/>
             </w:tabs>
             <w:rPr>
-              <w:rFonts w:ascii="Times New Roman" w:eastAsiaTheme="minorEastAsia" w:hAnsi="Times New Roman" w:cs="Times New Roman" w:hint="cs"/>
+              <w:rFonts w:ascii="Times New Roman" w:eastAsiaTheme="minorEastAsia" w:hAnsi="Times New Roman" w:cs="Times New Roman"/>
               <w:i w:val="0"/>
               <w:iCs w:val="0"/>
               <w:noProof/>
@@ -3503,7 +3267,7 @@
               <w:tab w:val="right" w:leader="dot" w:pos="11340"/>
             </w:tabs>
             <w:rPr>
-              <w:rFonts w:ascii="Times New Roman" w:eastAsiaTheme="minorEastAsia" w:hAnsi="Times New Roman" w:cs="Times New Roman" w:hint="cs"/>
+              <w:rFonts w:ascii="Times New Roman" w:eastAsiaTheme="minorEastAsia" w:hAnsi="Times New Roman" w:cs="Times New Roman"/>
               <w:i w:val="0"/>
               <w:iCs w:val="0"/>
               <w:noProof/>
@@ -3729,7 +3493,7 @@
               <w:tab w:val="right" w:leader="dot" w:pos="11340"/>
             </w:tabs>
             <w:rPr>
-              <w:rFonts w:ascii="Times New Roman" w:eastAsiaTheme="minorEastAsia" w:hAnsi="Times New Roman" w:cs="Times New Roman" w:hint="cs"/>
+              <w:rFonts w:ascii="Times New Roman" w:eastAsiaTheme="minorEastAsia" w:hAnsi="Times New Roman" w:cs="Times New Roman"/>
               <w:i w:val="0"/>
               <w:iCs w:val="0"/>
               <w:noProof/>
@@ -3892,7 +3656,7 @@
               <w:tab w:val="right" w:leader="dot" w:pos="11340"/>
             </w:tabs>
             <w:rPr>
-              <w:rFonts w:ascii="Times New Roman" w:eastAsiaTheme="minorEastAsia" w:hAnsi="Times New Roman" w:cs="Times New Roman" w:hint="cs"/>
+              <w:rFonts w:ascii="Times New Roman" w:eastAsiaTheme="minorEastAsia" w:hAnsi="Times New Roman" w:cs="Times New Roman"/>
               <w:i w:val="0"/>
               <w:iCs w:val="0"/>
               <w:noProof/>
@@ -4013,7 +3777,7 @@
               <w:tab w:val="right" w:leader="dot" w:pos="11340"/>
             </w:tabs>
             <w:rPr>
-              <w:rFonts w:ascii="Times New Roman" w:eastAsiaTheme="minorEastAsia" w:hAnsi="Times New Roman" w:cs="Times New Roman" w:hint="cs"/>
+              <w:rFonts w:ascii="Times New Roman" w:eastAsiaTheme="minorEastAsia" w:hAnsi="Times New Roman" w:cs="Times New Roman"/>
               <w:i w:val="0"/>
               <w:iCs w:val="0"/>
               <w:noProof/>
@@ -4136,7 +3900,7 @@
               <w:tab w:val="right" w:leader="dot" w:pos="11340"/>
             </w:tabs>
             <w:rPr>
-              <w:rFonts w:ascii="Times New Roman" w:eastAsiaTheme="minorEastAsia" w:hAnsi="Times New Roman" w:cs="Times New Roman" w:hint="cs"/>
+              <w:rFonts w:ascii="Times New Roman" w:eastAsiaTheme="minorEastAsia" w:hAnsi="Times New Roman" w:cs="Times New Roman"/>
               <w:i w:val="0"/>
               <w:iCs w:val="0"/>
               <w:noProof/>
@@ -4257,7 +4021,7 @@
               <w:tab w:val="right" w:leader="dot" w:pos="11340"/>
             </w:tabs>
             <w:rPr>
-              <w:rFonts w:ascii="Times New Roman" w:eastAsiaTheme="minorEastAsia" w:hAnsi="Times New Roman" w:cs="Times New Roman" w:hint="cs"/>
+              <w:rFonts w:ascii="Times New Roman" w:eastAsiaTheme="minorEastAsia" w:hAnsi="Times New Roman" w:cs="Times New Roman"/>
               <w:i w:val="0"/>
               <w:iCs w:val="0"/>
               <w:noProof/>
@@ -4378,7 +4142,7 @@
               <w:tab w:val="right" w:leader="dot" w:pos="11340"/>
             </w:tabs>
             <w:rPr>
-              <w:rFonts w:ascii="Times New Roman" w:eastAsiaTheme="minorEastAsia" w:hAnsi="Times New Roman" w:cs="Times New Roman" w:hint="cs"/>
+              <w:rFonts w:ascii="Times New Roman" w:eastAsiaTheme="minorEastAsia" w:hAnsi="Times New Roman" w:cs="Times New Roman"/>
               <w:i w:val="0"/>
               <w:iCs w:val="0"/>
               <w:noProof/>
@@ -4562,7 +4326,7 @@
               <w:tab w:val="right" w:leader="dot" w:pos="11340"/>
             </w:tabs>
             <w:rPr>
-              <w:rFonts w:ascii="Times New Roman" w:eastAsiaTheme="minorEastAsia" w:hAnsi="Times New Roman" w:cs="Times New Roman" w:hint="cs"/>
+              <w:rFonts w:ascii="Times New Roman" w:eastAsiaTheme="minorEastAsia" w:hAnsi="Times New Roman" w:cs="Times New Roman"/>
               <w:i w:val="0"/>
               <w:iCs w:val="0"/>
               <w:noProof/>
@@ -4725,7 +4489,7 @@
               <w:tab w:val="right" w:leader="dot" w:pos="11340"/>
             </w:tabs>
             <w:rPr>
-              <w:rFonts w:ascii="Times New Roman" w:eastAsiaTheme="minorEastAsia" w:hAnsi="Times New Roman" w:cs="Times New Roman" w:hint="cs"/>
+              <w:rFonts w:ascii="Times New Roman" w:eastAsiaTheme="minorEastAsia" w:hAnsi="Times New Roman" w:cs="Times New Roman"/>
               <w:i w:val="0"/>
               <w:iCs w:val="0"/>
               <w:noProof/>
@@ -4930,7 +4694,7 @@
               <w:tab w:val="right" w:leader="dot" w:pos="11340"/>
             </w:tabs>
             <w:rPr>
-              <w:rFonts w:ascii="Times New Roman" w:eastAsiaTheme="minorEastAsia" w:hAnsi="Times New Roman" w:cs="Times New Roman" w:hint="cs"/>
+              <w:rFonts w:ascii="Times New Roman" w:eastAsiaTheme="minorEastAsia" w:hAnsi="Times New Roman" w:cs="Times New Roman"/>
               <w:i w:val="0"/>
               <w:iCs w:val="0"/>
               <w:noProof/>
@@ -5051,7 +4815,7 @@
               <w:tab w:val="right" w:leader="dot" w:pos="11340"/>
             </w:tabs>
             <w:rPr>
-              <w:rFonts w:ascii="Times New Roman" w:eastAsiaTheme="minorEastAsia" w:hAnsi="Times New Roman" w:cs="Times New Roman" w:hint="cs"/>
+              <w:rFonts w:ascii="Times New Roman" w:eastAsiaTheme="minorEastAsia" w:hAnsi="Times New Roman" w:cs="Times New Roman"/>
               <w:i w:val="0"/>
               <w:iCs w:val="0"/>
               <w:noProof/>
@@ -5183,7 +4947,7 @@
               <w:tab w:val="right" w:leader="dot" w:pos="11340"/>
             </w:tabs>
             <w:rPr>
-              <w:rFonts w:ascii="Times New Roman" w:eastAsiaTheme="minorEastAsia" w:hAnsi="Times New Roman" w:cs="Times New Roman" w:hint="cs"/>
+              <w:rFonts w:ascii="Times New Roman" w:eastAsiaTheme="minorEastAsia" w:hAnsi="Times New Roman" w:cs="Times New Roman"/>
               <w:i w:val="0"/>
               <w:iCs w:val="0"/>
               <w:noProof/>
@@ -5315,7 +5079,7 @@
               <w:tab w:val="right" w:leader="dot" w:pos="11340"/>
             </w:tabs>
             <w:rPr>
-              <w:rFonts w:ascii="Times New Roman" w:eastAsiaTheme="minorEastAsia" w:hAnsi="Times New Roman" w:cs="Times New Roman" w:hint="cs"/>
+              <w:rFonts w:ascii="Times New Roman" w:eastAsiaTheme="minorEastAsia" w:hAnsi="Times New Roman" w:cs="Times New Roman"/>
               <w:i w:val="0"/>
               <w:iCs w:val="0"/>
               <w:noProof/>
@@ -5436,7 +5200,7 @@
               <w:tab w:val="right" w:leader="dot" w:pos="11340"/>
             </w:tabs>
             <w:rPr>
-              <w:rFonts w:ascii="Times New Roman" w:eastAsiaTheme="minorEastAsia" w:hAnsi="Times New Roman" w:cs="Times New Roman" w:hint="cs"/>
+              <w:rFonts w:ascii="Times New Roman" w:eastAsiaTheme="minorEastAsia" w:hAnsi="Times New Roman" w:cs="Times New Roman"/>
               <w:i w:val="0"/>
               <w:iCs w:val="0"/>
               <w:noProof/>
@@ -5557,7 +5321,7 @@
               <w:tab w:val="right" w:leader="dot" w:pos="11340"/>
             </w:tabs>
             <w:rPr>
-              <w:rFonts w:ascii="Times New Roman" w:eastAsiaTheme="minorEastAsia" w:hAnsi="Times New Roman" w:cs="Times New Roman" w:hint="cs"/>
+              <w:rFonts w:ascii="Times New Roman" w:eastAsiaTheme="minorEastAsia" w:hAnsi="Times New Roman" w:cs="Times New Roman"/>
               <w:i w:val="0"/>
               <w:iCs w:val="0"/>
               <w:noProof/>
@@ -5678,7 +5442,7 @@
               <w:tab w:val="right" w:leader="dot" w:pos="11340"/>
             </w:tabs>
             <w:rPr>
-              <w:rFonts w:ascii="Times New Roman" w:eastAsiaTheme="minorEastAsia" w:hAnsi="Times New Roman" w:cs="Times New Roman" w:hint="cs"/>
+              <w:rFonts w:ascii="Times New Roman" w:eastAsiaTheme="minorEastAsia" w:hAnsi="Times New Roman" w:cs="Times New Roman"/>
               <w:i w:val="0"/>
               <w:iCs w:val="0"/>
               <w:noProof/>
@@ -5800,7 +5564,7 @@
               <w:tab w:val="right" w:leader="dot" w:pos="11340"/>
             </w:tabs>
             <w:rPr>
-              <w:rFonts w:ascii="Times New Roman" w:eastAsiaTheme="minorEastAsia" w:hAnsi="Times New Roman" w:cs="Times New Roman" w:hint="cs"/>
+              <w:rFonts w:ascii="Times New Roman" w:eastAsiaTheme="minorEastAsia" w:hAnsi="Times New Roman" w:cs="Times New Roman"/>
               <w:i w:val="0"/>
               <w:iCs w:val="0"/>
               <w:noProof/>
@@ -5922,7 +5686,7 @@
               <w:tab w:val="right" w:leader="dot" w:pos="11340"/>
             </w:tabs>
             <w:rPr>
-              <w:rFonts w:ascii="Times New Roman" w:eastAsiaTheme="minorEastAsia" w:hAnsi="Times New Roman" w:cs="Times New Roman" w:hint="cs"/>
+              <w:rFonts w:ascii="Times New Roman" w:eastAsiaTheme="minorEastAsia" w:hAnsi="Times New Roman" w:cs="Times New Roman"/>
               <w:i w:val="0"/>
               <w:iCs w:val="0"/>
               <w:noProof/>
@@ -6043,7 +5807,7 @@
               <w:tab w:val="right" w:leader="dot" w:pos="11340"/>
             </w:tabs>
             <w:rPr>
-              <w:rFonts w:ascii="Times New Roman" w:eastAsiaTheme="minorEastAsia" w:hAnsi="Times New Roman" w:cs="Times New Roman" w:hint="cs"/>
+              <w:rFonts w:ascii="Times New Roman" w:eastAsiaTheme="minorEastAsia" w:hAnsi="Times New Roman" w:cs="Times New Roman"/>
               <w:i w:val="0"/>
               <w:iCs w:val="0"/>
               <w:noProof/>
@@ -6166,7 +5930,7 @@
               <w:tab w:val="right" w:leader="dot" w:pos="11340"/>
             </w:tabs>
             <w:rPr>
-              <w:rFonts w:ascii="Times New Roman" w:eastAsiaTheme="minorEastAsia" w:hAnsi="Times New Roman" w:cs="Times New Roman" w:hint="cs"/>
+              <w:rFonts w:ascii="Times New Roman" w:eastAsiaTheme="minorEastAsia" w:hAnsi="Times New Roman" w:cs="Times New Roman"/>
               <w:i w:val="0"/>
               <w:iCs w:val="0"/>
               <w:noProof/>
@@ -6288,7 +6052,7 @@
               <w:tab w:val="right" w:leader="dot" w:pos="11340"/>
             </w:tabs>
             <w:rPr>
-              <w:rFonts w:ascii="Times New Roman" w:eastAsiaTheme="minorEastAsia" w:hAnsi="Times New Roman" w:cs="Times New Roman" w:hint="cs"/>
+              <w:rFonts w:ascii="Times New Roman" w:eastAsiaTheme="minorEastAsia" w:hAnsi="Times New Roman" w:cs="Times New Roman"/>
               <w:i w:val="0"/>
               <w:iCs w:val="0"/>
               <w:noProof/>
@@ -6409,7 +6173,7 @@
               <w:tab w:val="right" w:leader="dot" w:pos="11340"/>
             </w:tabs>
             <w:rPr>
-              <w:rFonts w:ascii="Times New Roman" w:eastAsiaTheme="minorEastAsia" w:hAnsi="Times New Roman" w:cs="Times New Roman" w:hint="cs"/>
+              <w:rFonts w:ascii="Times New Roman" w:eastAsiaTheme="minorEastAsia" w:hAnsi="Times New Roman" w:cs="Times New Roman"/>
               <w:i w:val="0"/>
               <w:iCs w:val="0"/>
               <w:noProof/>
@@ -6529,7 +6293,7 @@
               <w:tab w:val="right" w:leader="dot" w:pos="11340"/>
             </w:tabs>
             <w:rPr>
-              <w:rFonts w:ascii="Times New Roman" w:eastAsiaTheme="minorEastAsia" w:hAnsi="Times New Roman" w:cs="Times New Roman" w:hint="cs"/>
+              <w:rFonts w:ascii="Times New Roman" w:eastAsiaTheme="minorEastAsia" w:hAnsi="Times New Roman" w:cs="Times New Roman"/>
               <w:i w:val="0"/>
               <w:iCs w:val="0"/>
               <w:noProof/>
@@ -6648,7 +6412,7 @@
               <w:tab w:val="right" w:leader="dot" w:pos="11340"/>
             </w:tabs>
             <w:rPr>
-              <w:rFonts w:ascii="Times New Roman" w:eastAsiaTheme="minorEastAsia" w:hAnsi="Times New Roman" w:cs="Times New Roman" w:hint="cs"/>
+              <w:rFonts w:ascii="Times New Roman" w:eastAsiaTheme="minorEastAsia" w:hAnsi="Times New Roman" w:cs="Times New Roman"/>
               <w:i w:val="0"/>
               <w:iCs w:val="0"/>
               <w:noProof/>
@@ -6784,7 +6548,6 @@
         <w:p>
           <w:pPr>
             <w:rPr>
-              <w:rFonts w:hint="cs"/>
               <w:b/>
               <w:bCs/>
               <w:sz w:val="24"/>
@@ -6813,7 +6576,6 @@
     <w:p>
       <w:pPr>
         <w:rPr>
-          <w:rFonts w:hint="cs"/>
           <w:b/>
           <w:bCs/>
         </w:rPr>
@@ -7019,23 +6781,7 @@
           <w:sz w:val="24"/>
           <w:szCs w:val="24"/>
         </w:rPr>
-        <w:t>MVC (Model-View-</w:t>
-      </w:r>
-      <w:proofErr w:type="spellStart"/>
-      <w:r>
-        <w:rPr>
-          <w:sz w:val="24"/>
-          <w:szCs w:val="24"/>
-        </w:rPr>
-        <w:t>Controller</w:t>
-      </w:r>
-      <w:proofErr w:type="spellEnd"/>
-      <w:r>
-        <w:rPr>
-          <w:sz w:val="24"/>
-          <w:szCs w:val="24"/>
-        </w:rPr>
-        <w:t>) – архитектурный паттерн, используемый для разделения логики приложения и представления данных.</w:t>
+        <w:t>MVC (Model-View-Controller) – архитектурный паттерн, используемый для разделения логики приложения и представления данных.</w:t>
       </w:r>
     </w:p>
     <w:p>
@@ -7368,11 +7114,9 @@
       <w:r>
         <w:t>Наименование программы для пользователя – «</w:t>
       </w:r>
-      <w:proofErr w:type="spellStart"/>
       <w:r>
         <w:t>MSnOutliers</w:t>
       </w:r>
-      <w:proofErr w:type="spellEnd"/>
       <w:r>
         <w:t>».</w:t>
       </w:r>
@@ -7452,14 +7196,12 @@
       <w:r>
         <w:t>«</w:t>
       </w:r>
-      <w:proofErr w:type="spellStart"/>
       <w:r>
         <w:rPr>
           <w:lang w:val="en-US"/>
         </w:rPr>
         <w:t>MSnOutliers</w:t>
       </w:r>
-      <w:proofErr w:type="spellEnd"/>
       <w:r>
         <w:t>» – приложение для исследования качества различных статистических методов на выборках данных с большим числом зашумленных (т. е. содержащих в себе помимо полезной нагрузки некоторый шум известного распределения) данных.</w:t>
       </w:r>
@@ -7620,39 +7362,7 @@
       <w:bookmarkStart w:id="13" w:name="_bookmark6"/>
       <w:bookmarkEnd w:id="13"/>
       <w:r>
-        <w:t xml:space="preserve">Целью испытаний является проверка корректности выполнения </w:t>
-      </w:r>
-      <w:proofErr w:type="spellStart"/>
-      <w:r>
-        <w:t>программои</w:t>
-      </w:r>
-      <w:proofErr w:type="spellEnd"/>
-      <w:r>
-        <w:t>̆ функций, изложенных в п. 4 «Требования к программе» настоящего Технического задания из комплекта документации в соответствии с ЕСПД (</w:t>
-      </w:r>
-      <w:proofErr w:type="spellStart"/>
-      <w:r>
-        <w:t>Единои</w:t>
-      </w:r>
-      <w:proofErr w:type="spellEnd"/>
-      <w:r>
-        <w:t xml:space="preserve">̆ </w:t>
-      </w:r>
-      <w:proofErr w:type="spellStart"/>
-      <w:r>
-        <w:t>системои</w:t>
-      </w:r>
-      <w:proofErr w:type="spellEnd"/>
-      <w:r>
-        <w:t xml:space="preserve">̆ </w:t>
-      </w:r>
-      <w:proofErr w:type="spellStart"/>
-      <w:r>
-        <w:t>программнои</w:t>
-      </w:r>
-      <w:proofErr w:type="spellEnd"/>
-      <w:r>
-        <w:t xml:space="preserve">̆ документации). </w:t>
+        <w:t xml:space="preserve">Целью испытаний является проверка корректности выполнения программой функций, изложенных в п. 4 «Требования к программе» настоящего Технического задания из комплекта документации в соответствии с ЕСПД (Единой системой программной документации). </w:t>
       </w:r>
     </w:p>
     <w:p>
@@ -11586,23 +11296,7 @@
           <w:sz w:val="24"/>
           <w:szCs w:val="24"/>
         </w:rPr>
-        <w:t xml:space="preserve">Ошибки в процессе вычислений должны </w:t>
-      </w:r>
-      <w:proofErr w:type="spellStart"/>
-      <w:r>
-        <w:rPr>
-          <w:sz w:val="24"/>
-          <w:szCs w:val="24"/>
-        </w:rPr>
-        <w:t>логироваться</w:t>
-      </w:r>
-      <w:proofErr w:type="spellEnd"/>
-      <w:r>
-        <w:rPr>
-          <w:sz w:val="24"/>
-          <w:szCs w:val="24"/>
-        </w:rPr>
-        <w:t xml:space="preserve"> для последующего анализа.</w:t>
+        <w:t>Ошибки в процессе вычислений должны логироваться для последующего анализа.</w:t>
       </w:r>
     </w:p>
     <w:p>
@@ -12319,23 +12013,7 @@
           <w:sz w:val="24"/>
           <w:szCs w:val="24"/>
         </w:rPr>
-        <w:t xml:space="preserve">Документы к программе должны быть выполнены в соответствии с ГОСТ 19.106-78 </w:t>
-      </w:r>
-      <w:proofErr w:type="gramStart"/>
-      <w:r>
-        <w:rPr>
-          <w:sz w:val="24"/>
-          <w:szCs w:val="24"/>
-        </w:rPr>
-        <w:t>и  ГОСТами</w:t>
-      </w:r>
-      <w:proofErr w:type="gramEnd"/>
-      <w:r>
-        <w:rPr>
-          <w:sz w:val="24"/>
-          <w:szCs w:val="24"/>
-        </w:rPr>
-        <w:t xml:space="preserve"> к каждому виду документа (см. п. 5.1).</w:t>
+        <w:t>Документы к программе должны быть выполнены в соответствии с ГОСТ 19.106-78 и  ГОСТами к каждому виду документа (см. п. 5.1).</w:t>
       </w:r>
     </w:p>
     <w:p>
@@ -12441,39 +12119,7 @@
           <w:sz w:val="24"/>
           <w:szCs w:val="24"/>
         </w:rPr>
-        <w:t>Документация также сдается в электронном виде в формате .</w:t>
-      </w:r>
-      <w:proofErr w:type="spellStart"/>
-      <w:r>
-        <w:rPr>
-          <w:sz w:val="24"/>
-          <w:szCs w:val="24"/>
-        </w:rPr>
-        <w:t>pdf</w:t>
-      </w:r>
-      <w:proofErr w:type="spellEnd"/>
-      <w:r>
-        <w:rPr>
-          <w:sz w:val="24"/>
-          <w:szCs w:val="24"/>
-        </w:rPr>
-        <w:t xml:space="preserve"> или .</w:t>
-      </w:r>
-      <w:proofErr w:type="spellStart"/>
-      <w:r>
-        <w:rPr>
-          <w:sz w:val="24"/>
-          <w:szCs w:val="24"/>
-        </w:rPr>
-        <w:t>docx</w:t>
-      </w:r>
-      <w:proofErr w:type="spellEnd"/>
-      <w:r>
-        <w:rPr>
-          <w:sz w:val="24"/>
-          <w:szCs w:val="24"/>
-        </w:rPr>
-        <w:t xml:space="preserve">, а программа – в </w:t>
+        <w:t xml:space="preserve">Документация также сдается в электронном виде в формате .pdf или .docx, а программа – в </w:t>
       </w:r>
       <w:r>
         <w:rPr>
@@ -12659,39 +12305,7 @@
           <w:sz w:val="24"/>
           <w:szCs w:val="24"/>
         </w:rPr>
-        <w:t xml:space="preserve">Операционная система: </w:t>
-      </w:r>
-      <w:proofErr w:type="spellStart"/>
-      <w:r>
-        <w:rPr>
-          <w:sz w:val="24"/>
-          <w:szCs w:val="24"/>
-        </w:rPr>
-        <w:t>macOS</w:t>
-      </w:r>
-      <w:proofErr w:type="spellEnd"/>
-      <w:r>
-        <w:rPr>
-          <w:sz w:val="24"/>
-          <w:szCs w:val="24"/>
-        </w:rPr>
-        <w:t xml:space="preserve"> </w:t>
-      </w:r>
-      <w:proofErr w:type="spellStart"/>
-      <w:r>
-        <w:rPr>
-          <w:sz w:val="24"/>
-          <w:szCs w:val="24"/>
-        </w:rPr>
-        <w:t>Monterey</w:t>
-      </w:r>
-      <w:proofErr w:type="spellEnd"/>
-      <w:r>
-        <w:rPr>
-          <w:sz w:val="24"/>
-          <w:szCs w:val="24"/>
-        </w:rPr>
-        <w:t>, обеспечивающая высокую производительность и стабильность работы для приложений с графическим интерфейсом и вычислительных процессов.</w:t>
+        <w:t>Операционная система: macOS Monterey, обеспечивающая высокую производительность и стабильность работы для приложений с графическим интерфейсом и вычислительных процессов.</w:t>
       </w:r>
     </w:p>
     <w:p>
@@ -12720,40 +12334,15 @@
           <w:sz w:val="24"/>
           <w:szCs w:val="24"/>
         </w:rPr>
-        <w:t>Процессор: Apple M1 Pro (</w:t>
-      </w:r>
-      <w:proofErr w:type="spellStart"/>
+        <w:t>Процессор: Apple M1 Pro (Macbook Pro 16 Retin</w:t>
+      </w:r>
       <w:r>
         <w:rPr>
           <w:sz w:val="24"/>
           <w:szCs w:val="24"/>
         </w:rPr>
-        <w:t>Macbook</w:t>
-      </w:r>
-      <w:proofErr w:type="spellEnd"/>
-      <w:r>
-        <w:rPr>
-          <w:sz w:val="24"/>
-          <w:szCs w:val="24"/>
-        </w:rPr>
-        <w:t xml:space="preserve"> Pro 16 </w:t>
-      </w:r>
-      <w:proofErr w:type="spellStart"/>
-      <w:r>
-        <w:rPr>
-          <w:sz w:val="24"/>
-          <w:szCs w:val="24"/>
-        </w:rPr>
-        <w:t>Retin</w:t>
-      </w:r>
-      <w:r>
-        <w:rPr>
-          <w:sz w:val="24"/>
-          <w:szCs w:val="24"/>
-        </w:rPr>
         <w:t>a</w:t>
       </w:r>
-      <w:proofErr w:type="spellEnd"/>
       <w:r>
         <w:rPr>
           <w:sz w:val="24"/>
@@ -12954,23 +12543,7 @@
           <w:sz w:val="24"/>
           <w:szCs w:val="24"/>
         </w:rPr>
-        <w:t xml:space="preserve">Компилятор: </w:t>
-      </w:r>
-      <w:proofErr w:type="spellStart"/>
-      <w:r>
-        <w:rPr>
-          <w:sz w:val="24"/>
-          <w:szCs w:val="24"/>
-        </w:rPr>
-        <w:t>Clang</w:t>
-      </w:r>
-      <w:proofErr w:type="spellEnd"/>
-      <w:r>
-        <w:rPr>
-          <w:sz w:val="24"/>
-          <w:szCs w:val="24"/>
-        </w:rPr>
-        <w:t xml:space="preserve"> 13.0.0 для компиляции исходного кода C++</w:t>
+        <w:t>Компилятор: Clang 13.0.0 для компиляции исходного кода C++</w:t>
       </w:r>
     </w:p>
     <w:p>
@@ -12999,23 +12572,21 @@
           <w:sz w:val="24"/>
           <w:szCs w:val="24"/>
         </w:rPr>
-        <w:t xml:space="preserve">Библиотека </w:t>
-      </w:r>
-      <w:proofErr w:type="spellStart"/>
+        <w:t xml:space="preserve">Библиотека Qt </w:t>
+      </w:r>
       <w:r>
         <w:rPr>
           <w:sz w:val="24"/>
           <w:szCs w:val="24"/>
         </w:rPr>
-        <w:t>Qt</w:t>
-      </w:r>
-      <w:proofErr w:type="spellEnd"/>
+        <w:t>5.15</w:t>
+      </w:r>
       <w:r>
         <w:rPr>
           <w:sz w:val="24"/>
           <w:szCs w:val="24"/>
         </w:rPr>
-        <w:t xml:space="preserve"> 6.2.3 для создания графического пользовательского интерфейса</w:t>
+        <w:t xml:space="preserve"> для создания графического пользовательского интерфейса</w:t>
       </w:r>
     </w:p>
     <w:p>
@@ -13044,23 +12615,7 @@
           <w:sz w:val="24"/>
           <w:szCs w:val="24"/>
         </w:rPr>
-        <w:t xml:space="preserve">Библиотека </w:t>
-      </w:r>
-      <w:proofErr w:type="spellStart"/>
-      <w:r>
-        <w:rPr>
-          <w:sz w:val="24"/>
-          <w:szCs w:val="24"/>
-        </w:rPr>
-        <w:t>Eigen</w:t>
-      </w:r>
-      <w:proofErr w:type="spellEnd"/>
-      <w:r>
-        <w:rPr>
-          <w:sz w:val="24"/>
-          <w:szCs w:val="24"/>
-        </w:rPr>
-        <w:t xml:space="preserve"> 3.4.0 для матричных вычислений и операций линейной алгебры</w:t>
+        <w:t>Библиотека Eigen 3.4.0 для матричных вычислений и операций линейной алгебры</w:t>
       </w:r>
     </w:p>
     <w:p>
@@ -13089,41 +12644,21 @@
           <w:sz w:val="24"/>
           <w:szCs w:val="24"/>
         </w:rPr>
-        <w:t xml:space="preserve">Библиотека </w:t>
-      </w:r>
-      <w:proofErr w:type="spellStart"/>
-      <w:proofErr w:type="gramStart"/>
+        <w:t>Библиотека nlohmann::json 3.11.</w:t>
+      </w:r>
       <w:r>
         <w:rPr>
           <w:sz w:val="24"/>
           <w:szCs w:val="24"/>
         </w:rPr>
-        <w:t>nlohmann</w:t>
-      </w:r>
-      <w:proofErr w:type="spellEnd"/>
+        <w:t>3</w:t>
+      </w:r>
       <w:r>
         <w:rPr>
           <w:sz w:val="24"/>
           <w:szCs w:val="24"/>
         </w:rPr>
-        <w:t>::</w:t>
-      </w:r>
-      <w:proofErr w:type="spellStart"/>
-      <w:proofErr w:type="gramEnd"/>
-      <w:r>
-        <w:rPr>
-          <w:sz w:val="24"/>
-          <w:szCs w:val="24"/>
-        </w:rPr>
-        <w:t>json</w:t>
-      </w:r>
-      <w:proofErr w:type="spellEnd"/>
-      <w:r>
-        <w:rPr>
-          <w:sz w:val="24"/>
-          <w:szCs w:val="24"/>
-        </w:rPr>
-        <w:t xml:space="preserve"> 3.11.2 для обработки JSON-данных</w:t>
+        <w:t xml:space="preserve"> для обработки JSON-данных</w:t>
       </w:r>
     </w:p>
     <w:p>
@@ -13181,39 +12716,36 @@
           <w:sz w:val="24"/>
           <w:szCs w:val="24"/>
         </w:rPr>
-        <w:t xml:space="preserve">Библиотеки Python: </w:t>
-      </w:r>
-      <w:proofErr w:type="spellStart"/>
+        <w:t>Библиотеки Python: matplotlib 3.</w:t>
+      </w:r>
       <w:r>
         <w:rPr>
           <w:sz w:val="24"/>
           <w:szCs w:val="24"/>
         </w:rPr>
-        <w:t>matplotlib</w:t>
-      </w:r>
-      <w:proofErr w:type="spellEnd"/>
+        <w:t>10.3</w:t>
+      </w:r>
       <w:r>
         <w:rPr>
           <w:sz w:val="24"/>
           <w:szCs w:val="24"/>
         </w:rPr>
-        <w:t xml:space="preserve"> 3.5.1 и </w:t>
-      </w:r>
-      <w:proofErr w:type="spellStart"/>
+        <w:t xml:space="preserve"> и numpy 1.</w:t>
+      </w:r>
       <w:r>
         <w:rPr>
           <w:sz w:val="24"/>
           <w:szCs w:val="24"/>
-        </w:rPr>
-        <w:t>numpy</w:t>
-      </w:r>
-      <w:proofErr w:type="spellEnd"/>
+          <w:lang w:val="en-US"/>
+        </w:rPr>
+        <w:t>25.0</w:t>
+      </w:r>
       <w:r>
         <w:rPr>
           <w:sz w:val="24"/>
           <w:szCs w:val="24"/>
         </w:rPr>
-        <w:t xml:space="preserve"> 1.22.3 для построения графиков</w:t>
+        <w:t xml:space="preserve"> для построения графиков</w:t>
       </w:r>
     </w:p>
     <w:p>
@@ -13385,55 +12917,7 @@
           <w:sz w:val="24"/>
           <w:szCs w:val="24"/>
         </w:rPr>
-        <w:t>апустить процесс анализа с помощью кнопки "</w:t>
-      </w:r>
-      <w:proofErr w:type="spellStart"/>
-      <w:r>
-        <w:rPr>
-          <w:sz w:val="24"/>
-          <w:szCs w:val="24"/>
-        </w:rPr>
-        <w:t>Run</w:t>
-      </w:r>
-      <w:proofErr w:type="spellEnd"/>
-      <w:r>
-        <w:rPr>
-          <w:sz w:val="24"/>
-          <w:szCs w:val="24"/>
-        </w:rPr>
-        <w:t xml:space="preserve"> </w:t>
-      </w:r>
-      <w:proofErr w:type="spellStart"/>
-      <w:r>
-        <w:rPr>
-          <w:sz w:val="24"/>
-          <w:szCs w:val="24"/>
-        </w:rPr>
-        <w:t>on</w:t>
-      </w:r>
-      <w:proofErr w:type="spellEnd"/>
-      <w:r>
-        <w:rPr>
-          <w:sz w:val="24"/>
-          <w:szCs w:val="24"/>
-        </w:rPr>
-        <w:t xml:space="preserve"> </w:t>
-      </w:r>
-      <w:proofErr w:type="spellStart"/>
-      <w:r>
-        <w:rPr>
-          <w:sz w:val="24"/>
-          <w:szCs w:val="24"/>
-        </w:rPr>
-        <w:t>models</w:t>
-      </w:r>
-      <w:proofErr w:type="spellEnd"/>
-      <w:r>
-        <w:rPr>
-          <w:sz w:val="24"/>
-          <w:szCs w:val="24"/>
-        </w:rPr>
-        <w:t>"</w:t>
+        <w:t>апустить процесс анализа с помощью кнопки "Run on models"</w:t>
       </w:r>
       <w:r>
         <w:rPr>
@@ -13691,71 +13175,7 @@
           <w:sz w:val="24"/>
           <w:szCs w:val="24"/>
         </w:rPr>
-        <w:t xml:space="preserve">Состав </w:t>
-      </w:r>
-      <w:proofErr w:type="spellStart"/>
-      <w:r>
-        <w:rPr>
-          <w:sz w:val="24"/>
-          <w:szCs w:val="24"/>
-        </w:rPr>
-        <w:t>программнои</w:t>
-      </w:r>
-      <w:proofErr w:type="spellEnd"/>
-      <w:r>
-        <w:rPr>
-          <w:sz w:val="24"/>
-          <w:szCs w:val="24"/>
-        </w:rPr>
-        <w:t xml:space="preserve">̆ документации проверяется наличием полного комплекта документов </w:t>
-      </w:r>
-      <w:proofErr w:type="spellStart"/>
-      <w:r>
-        <w:rPr>
-          <w:sz w:val="24"/>
-          <w:szCs w:val="24"/>
-        </w:rPr>
-        <w:t>программнои</w:t>
-      </w:r>
-      <w:proofErr w:type="spellEnd"/>
-      <w:r>
-        <w:rPr>
-          <w:sz w:val="24"/>
-          <w:szCs w:val="24"/>
-        </w:rPr>
-        <w:t xml:space="preserve">̆ документации в системе </w:t>
-      </w:r>
-      <w:proofErr w:type="spellStart"/>
-      <w:r>
-        <w:rPr>
-          <w:sz w:val="24"/>
-          <w:szCs w:val="24"/>
-        </w:rPr>
-        <w:t>SmartLMS</w:t>
-      </w:r>
-      <w:proofErr w:type="spellEnd"/>
-      <w:r>
-        <w:rPr>
-          <w:sz w:val="24"/>
-          <w:szCs w:val="24"/>
-        </w:rPr>
-        <w:t xml:space="preserve"> и наличием всех требуемых </w:t>
-      </w:r>
-      <w:proofErr w:type="spellStart"/>
-      <w:r>
-        <w:rPr>
-          <w:sz w:val="24"/>
-          <w:szCs w:val="24"/>
-        </w:rPr>
-        <w:t>подписеи</w:t>
-      </w:r>
-      <w:proofErr w:type="spellEnd"/>
-      <w:r>
-        <w:rPr>
-          <w:sz w:val="24"/>
-          <w:szCs w:val="24"/>
-        </w:rPr>
-        <w:t xml:space="preserve">̆. Также проверяется соответствие документации требованиям ГОСТ. </w:t>
+        <w:t xml:space="preserve">Состав программной документации проверяется наличием полного комплекта документов программной документации в системе SmartLMS и наличием всех требуемых подписей. Также проверяется соответствие документации требованиям ГОСТ. </w:t>
       </w:r>
     </w:p>
     <w:p>
@@ -13784,23 +13204,7 @@
           <w:sz w:val="24"/>
           <w:szCs w:val="24"/>
         </w:rPr>
-        <w:t xml:space="preserve">Комплект документов </w:t>
-      </w:r>
-      <w:proofErr w:type="spellStart"/>
-      <w:r>
-        <w:rPr>
-          <w:sz w:val="24"/>
-          <w:szCs w:val="24"/>
-        </w:rPr>
-        <w:t>полныи</w:t>
-      </w:r>
-      <w:proofErr w:type="spellEnd"/>
-      <w:r>
-        <w:rPr>
-          <w:sz w:val="24"/>
-          <w:szCs w:val="24"/>
-        </w:rPr>
-        <w:t xml:space="preserve">̆. Все документы удовлетворяют представленным требованиям. </w:t>
+        <w:t xml:space="preserve">Комплект документов полный. Все документы удовлетворяют представленным требованиям. </w:t>
       </w:r>
     </w:p>
     <w:p>
@@ -13878,39 +13282,7 @@
           <w:sz w:val="24"/>
           <w:szCs w:val="24"/>
         </w:rPr>
-        <w:t xml:space="preserve">Проверить корректность работы алгоритма </w:t>
-      </w:r>
-      <w:proofErr w:type="spellStart"/>
-      <w:r>
-        <w:rPr>
-          <w:sz w:val="24"/>
-          <w:szCs w:val="24"/>
-        </w:rPr>
-        <w:t>Isolation</w:t>
-      </w:r>
-      <w:proofErr w:type="spellEnd"/>
-      <w:r>
-        <w:rPr>
-          <w:sz w:val="24"/>
-          <w:szCs w:val="24"/>
-        </w:rPr>
-        <w:t xml:space="preserve"> </w:t>
-      </w:r>
-      <w:proofErr w:type="spellStart"/>
-      <w:r>
-        <w:rPr>
-          <w:sz w:val="24"/>
-          <w:szCs w:val="24"/>
-        </w:rPr>
-        <w:t>Forest</w:t>
-      </w:r>
-      <w:proofErr w:type="spellEnd"/>
-      <w:r>
-        <w:rPr>
-          <w:sz w:val="24"/>
-          <w:szCs w:val="24"/>
-        </w:rPr>
-        <w:t>.</w:t>
+        <w:t>Проверить корректность работы алгоритма Isolation Forest.</w:t>
       </w:r>
     </w:p>
     <w:p>
@@ -13962,55 +13334,7 @@
           <w:sz w:val="24"/>
           <w:szCs w:val="24"/>
         </w:rPr>
-        <w:t>Проверить корректность работы алгоритма KDE (</w:t>
-      </w:r>
-      <w:proofErr w:type="spellStart"/>
-      <w:r>
-        <w:rPr>
-          <w:sz w:val="24"/>
-          <w:szCs w:val="24"/>
-        </w:rPr>
-        <w:t>Kernel</w:t>
-      </w:r>
-      <w:proofErr w:type="spellEnd"/>
-      <w:r>
-        <w:rPr>
-          <w:sz w:val="24"/>
-          <w:szCs w:val="24"/>
-        </w:rPr>
-        <w:t xml:space="preserve"> </w:t>
-      </w:r>
-      <w:proofErr w:type="spellStart"/>
-      <w:r>
-        <w:rPr>
-          <w:sz w:val="24"/>
-          <w:szCs w:val="24"/>
-        </w:rPr>
-        <w:t>Density</w:t>
-      </w:r>
-      <w:proofErr w:type="spellEnd"/>
-      <w:r>
-        <w:rPr>
-          <w:sz w:val="24"/>
-          <w:szCs w:val="24"/>
-        </w:rPr>
-        <w:t xml:space="preserve"> </w:t>
-      </w:r>
-      <w:proofErr w:type="spellStart"/>
-      <w:r>
-        <w:rPr>
-          <w:sz w:val="24"/>
-          <w:szCs w:val="24"/>
-        </w:rPr>
-        <w:t>Estimation</w:t>
-      </w:r>
-      <w:proofErr w:type="spellEnd"/>
-      <w:r>
-        <w:rPr>
-          <w:sz w:val="24"/>
-          <w:szCs w:val="24"/>
-        </w:rPr>
-        <w:t>).</w:t>
+        <w:t>Проверить корректность работы алгоритма KDE (Kernel Density Estimation).</w:t>
       </w:r>
     </w:p>
     <w:p>
@@ -14348,23 +13672,7 @@
           <w:bCs w:val="0"/>
         </w:rPr>
         <w:lastRenderedPageBreak/>
-        <w:t xml:space="preserve">Убедиться, что метрики качества регрессии и обнаружения аномальных наблюдений сохраняются с указанным именем, содержимое файла </w:t>
-      </w:r>
-      <w:proofErr w:type="spellStart"/>
-      <w:r>
-        <w:rPr>
-          <w:b w:val="0"/>
-          <w:bCs w:val="0"/>
-        </w:rPr>
-        <w:t>непусто</w:t>
-      </w:r>
-      <w:proofErr w:type="spellEnd"/>
-      <w:r>
-        <w:rPr>
-          <w:b w:val="0"/>
-          <w:bCs w:val="0"/>
-        </w:rPr>
-        <w:t>, метрики принимают неотрицательные значения.</w:t>
+        <w:t>Убедиться, что метрики качества регрессии и обнаружения аномальных наблюдений сохраняются с указанным именем, содержимое файла непусто, метрики принимают неотрицательные значения.</w:t>
       </w:r>
       <w:bookmarkEnd w:id="270"/>
     </w:p>
@@ -17446,14 +16754,12 @@
               </w:rPr>
               <w:t xml:space="preserve"> </w:t>
             </w:r>
-            <w:proofErr w:type="spellStart"/>
             <w:r>
               <w:rPr>
                 <w:sz w:val="24"/>
               </w:rPr>
               <w:t>ельного</w:t>
             </w:r>
-            <w:proofErr w:type="spellEnd"/>
             <w:r>
               <w:rPr>
                 <w:spacing w:val="1"/>
@@ -17716,7 +17022,6 @@
                 <w:sz w:val="24"/>
               </w:rPr>
             </w:pPr>
-            <w:proofErr w:type="spellStart"/>
             <w:r>
               <w:rPr>
                 <w:spacing w:val="-1"/>
@@ -17724,7 +17029,6 @@
               </w:rPr>
               <w:t>Аннулированн</w:t>
             </w:r>
-            <w:proofErr w:type="spellEnd"/>
             <w:r>
               <w:rPr>
                 <w:spacing w:val="-57"/>
@@ -17732,14 +17036,12 @@
               </w:rPr>
               <w:t xml:space="preserve"> </w:t>
             </w:r>
-            <w:proofErr w:type="spellStart"/>
             <w:r>
               <w:rPr>
                 <w:sz w:val="24"/>
               </w:rPr>
               <w:t>ых</w:t>
             </w:r>
-            <w:proofErr w:type="spellEnd"/>
           </w:p>
         </w:tc>
         <w:tc>
@@ -20954,19 +20256,11 @@
                                     <w:sz w:val="24"/>
                                   </w:rPr>
                                 </w:pPr>
-                                <w:proofErr w:type="spellStart"/>
                                 <w:r>
                                   <w:rPr>
                                     <w:sz w:val="24"/>
                                   </w:rPr>
-                                  <w:t>Взам</w:t>
-                                </w:r>
-                                <w:proofErr w:type="spellEnd"/>
-                                <w:r>
-                                  <w:rPr>
-                                    <w:sz w:val="24"/>
-                                  </w:rPr>
-                                  <w:t>.</w:t>
+                                  <w:t>Взам.</w:t>
                                 </w:r>
                                 <w:r>
                                   <w:rPr>
@@ -21036,19 +20330,11 @@
                                   </w:rPr>
                                   <w:t xml:space="preserve"> </w:t>
                                 </w:r>
-                                <w:proofErr w:type="spellStart"/>
                                 <w:r>
                                   <w:rPr>
                                     <w:sz w:val="24"/>
                                   </w:rPr>
-                                  <w:t>дубл</w:t>
-                                </w:r>
-                                <w:proofErr w:type="spellEnd"/>
-                                <w:r>
-                                  <w:rPr>
-                                    <w:sz w:val="24"/>
-                                  </w:rPr>
-                                  <w:t>.</w:t>
+                                  <w:t>дубл.</w:t>
                                 </w:r>
                               </w:p>
                             </w:tc>
@@ -21582,19 +20868,11 @@
                               <w:sz w:val="24"/>
                             </w:rPr>
                           </w:pPr>
-                          <w:proofErr w:type="spellStart"/>
                           <w:r>
                             <w:rPr>
                               <w:sz w:val="24"/>
                             </w:rPr>
-                            <w:t>Взам</w:t>
-                          </w:r>
-                          <w:proofErr w:type="spellEnd"/>
-                          <w:r>
-                            <w:rPr>
-                              <w:sz w:val="24"/>
-                            </w:rPr>
-                            <w:t>.</w:t>
+                            <w:t>Взам.</w:t>
                           </w:r>
                           <w:r>
                             <w:rPr>
@@ -21664,19 +20942,11 @@
                             </w:rPr>
                             <w:t xml:space="preserve"> </w:t>
                           </w:r>
-                          <w:proofErr w:type="spellStart"/>
                           <w:r>
                             <w:rPr>
                               <w:sz w:val="24"/>
                             </w:rPr>
-                            <w:t>дубл</w:t>
-                          </w:r>
-                          <w:proofErr w:type="spellEnd"/>
-                          <w:r>
-                            <w:rPr>
-                              <w:sz w:val="24"/>
-                            </w:rPr>
-                            <w:t>.</w:t>
+                            <w:t>дубл.</w:t>
                           </w:r>
                         </w:p>
                       </w:tc>
@@ -22258,19 +21528,11 @@
                                     <w:sz w:val="24"/>
                                   </w:rPr>
                                 </w:pPr>
-                                <w:proofErr w:type="spellStart"/>
                                 <w:r>
                                   <w:rPr>
                                     <w:sz w:val="24"/>
                                   </w:rPr>
-                                  <w:t>Взам</w:t>
-                                </w:r>
-                                <w:proofErr w:type="spellEnd"/>
-                                <w:r>
-                                  <w:rPr>
-                                    <w:sz w:val="24"/>
-                                  </w:rPr>
-                                  <w:t>.</w:t>
+                                  <w:t>Взам.</w:t>
                                 </w:r>
                                 <w:r>
                                   <w:rPr>
@@ -22340,19 +21602,11 @@
                                   </w:rPr>
                                   <w:t xml:space="preserve"> </w:t>
                                 </w:r>
-                                <w:proofErr w:type="spellStart"/>
                                 <w:r>
                                   <w:rPr>
                                     <w:sz w:val="24"/>
                                   </w:rPr>
-                                  <w:t>дубл</w:t>
-                                </w:r>
-                                <w:proofErr w:type="spellEnd"/>
-                                <w:r>
-                                  <w:rPr>
-                                    <w:sz w:val="24"/>
-                                  </w:rPr>
-                                  <w:t>.</w:t>
+                                  <w:t>дубл.</w:t>
                                 </w:r>
                               </w:p>
                             </w:tc>
@@ -22892,19 +22146,11 @@
                               <w:sz w:val="24"/>
                             </w:rPr>
                           </w:pPr>
-                          <w:proofErr w:type="spellStart"/>
                           <w:r>
                             <w:rPr>
                               <w:sz w:val="24"/>
                             </w:rPr>
-                            <w:t>Взам</w:t>
-                          </w:r>
-                          <w:proofErr w:type="spellEnd"/>
-                          <w:r>
-                            <w:rPr>
-                              <w:sz w:val="24"/>
-                            </w:rPr>
-                            <w:t>.</w:t>
+                            <w:t>Взам.</w:t>
                           </w:r>
                           <w:r>
                             <w:rPr>
@@ -22974,19 +22220,11 @@
                             </w:rPr>
                             <w:t xml:space="preserve"> </w:t>
                           </w:r>
-                          <w:proofErr w:type="spellStart"/>
                           <w:r>
                             <w:rPr>
                               <w:sz w:val="24"/>
                             </w:rPr>
-                            <w:t>дубл</w:t>
-                          </w:r>
-                          <w:proofErr w:type="spellEnd"/>
-                          <w:r>
-                            <w:rPr>
-                              <w:sz w:val="24"/>
-                            </w:rPr>
-                            <w:t>.</w:t>
+                            <w:t>дубл.</w:t>
                           </w:r>
                         </w:p>
                       </w:tc>
@@ -38458,6 +37696,10 @@
 </file>
 
 <file path=customXml/item1.xml><?xml version="1.0" encoding="utf-8"?>
+<b:Sources xmlns:b="http://schemas.openxmlformats.org/officeDocument/2006/bibliography" xmlns="http://schemas.openxmlformats.org/officeDocument/2006/bibliography" SelectedStyle="\APASixthEditionOfficeOnline.xsl" StyleName="APA" Version="6"/>
+</file>
+
+<file path=customXml/item2.xml><?xml version="1.0" encoding="utf-8"?>
 <s:customData xmlns="http://www.wps.cn/officeDocument/2013/wpsCustomData" xmlns:s="http://www.wps.cn/officeDocument/2013/wpsCustomData">
   <customSectProps>
     <customSectPr/>
@@ -38483,22 +37725,18 @@
 </s:customData>
 </file>
 
-<file path=customXml/item2.xml><?xml version="1.0" encoding="utf-8"?>
-<b:Sources xmlns:b="http://schemas.openxmlformats.org/officeDocument/2006/bibliography" xmlns="http://schemas.openxmlformats.org/officeDocument/2006/bibliography" SelectedStyle="\APASixthEditionOfficeOnline.xsl" StyleName="APA" Version="6"/>
+<file path=customXml/itemProps1.xml><?xml version="1.0" encoding="utf-8"?>
+<ds:datastoreItem xmlns:ds="http://schemas.openxmlformats.org/officeDocument/2006/customXml" ds:itemID="{8B1B0B9B-246F-42FC-89B3-EDDC900B3227}">
+  <ds:schemaRefs>
+    <ds:schemaRef ds:uri="http://schemas.openxmlformats.org/officeDocument/2006/bibliography"/>
+  </ds:schemaRefs>
+</ds:datastoreItem>
 </file>
 
-<file path=customXml/itemProps1.xml><?xml version="1.0" encoding="utf-8"?>
+<file path=customXml/itemProps2.xml><?xml version="1.0" encoding="utf-8"?>
 <ds:datastoreItem xmlns:ds="http://schemas.openxmlformats.org/officeDocument/2006/customXml" ds:itemID="{B1977F7D-205B-4081-913C-38D41E755F92}">
   <ds:schemaRefs>
     <ds:schemaRef ds:uri="http://www.wps.cn/officeDocument/2013/wpsCustomData"/>
   </ds:schemaRefs>
 </ds:datastoreItem>
-</file>
-
-<file path=customXml/itemProps2.xml><?xml version="1.0" encoding="utf-8"?>
-<ds:datastoreItem xmlns:ds="http://schemas.openxmlformats.org/officeDocument/2006/customXml" ds:itemID="{8B1B0B9B-246F-42FC-89B3-EDDC900B3227}">
-  <ds:schemaRefs>
-    <ds:schemaRef ds:uri="http://schemas.openxmlformats.org/officeDocument/2006/bibliography"/>
-  </ds:schemaRefs>
-</ds:datastoreItem>
 </file>
--- a/docs/ПМИ_Панкратов_ОК.docx
+++ b/docs/ПМИ_Панкратов_ОК.docx
@@ -449,29 +449,61 @@
                 <w:sz w:val="24"/>
                 <w:szCs w:val="24"/>
               </w:rPr>
-              <w:t>Академический руководитель  образовательной программы</w:t>
-            </w:r>
+              <w:t xml:space="preserve">Академический </w:t>
+            </w:r>
+            <w:proofErr w:type="gramStart"/>
             <w:r>
               <w:rPr>
                 <w:sz w:val="24"/>
                 <w:szCs w:val="24"/>
               </w:rPr>
-              <w:t xml:space="preserve"> </w:t>
-            </w:r>
+              <w:t>руководитель  образовательной</w:t>
+            </w:r>
+            <w:proofErr w:type="gramEnd"/>
             <w:r>
               <w:rPr>
                 <w:sz w:val="24"/>
                 <w:szCs w:val="24"/>
               </w:rPr>
-              <w:t>«Программная инженерия»</w:t>
+              <w:t xml:space="preserve"> программы</w:t>
             </w:r>
             <w:r>
               <w:rPr>
                 <w:sz w:val="24"/>
                 <w:szCs w:val="24"/>
               </w:rPr>
+              <w:t xml:space="preserve"> </w:t>
+            </w:r>
+            <w:r>
+              <w:rPr>
+                <w:sz w:val="24"/>
+                <w:szCs w:val="24"/>
+              </w:rPr>
+              <w:t>«Программная инженерия»</w:t>
+            </w:r>
+            <w:r>
+              <w:rPr>
+                <w:sz w:val="24"/>
+                <w:szCs w:val="24"/>
+              </w:rPr>
               <w:br/>
-              <w:t>профессор департамента программной инженерии, канд. техн. наук</w:t>
+              <w:t xml:space="preserve">профессор департамента </w:t>
+            </w:r>
+            <w:proofErr w:type="spellStart"/>
+            <w:r>
+              <w:rPr>
+                <w:sz w:val="24"/>
+                <w:szCs w:val="24"/>
+              </w:rPr>
+              <w:t>программнои</w:t>
+            </w:r>
+            <w:proofErr w:type="spellEnd"/>
+            <w:r>
+              <w:rPr>
+                <w:sz w:val="24"/>
+                <w:szCs w:val="24"/>
+              </w:rPr>
+              <w:t>̆ инженерии, канд. техн. наук</w:t>
             </w:r>
           </w:p>
           <w:p>
@@ -500,8 +532,17 @@
                 <w:sz w:val="24"/>
                 <w:szCs w:val="24"/>
               </w:rPr>
-              <w:t>______________ Н. А. Павлочев</w:t>
-            </w:r>
+              <w:t xml:space="preserve">______________ Н. А. </w:t>
+            </w:r>
+            <w:proofErr w:type="spellStart"/>
+            <w:r>
+              <w:rPr>
+                <w:sz w:val="24"/>
+                <w:szCs w:val="24"/>
+              </w:rPr>
+              <w:t>Павлочев</w:t>
+            </w:r>
+            <w:proofErr w:type="spellEnd"/>
             <w:r>
               <w:rPr>
                 <w:sz w:val="24"/>
@@ -647,6 +688,7 @@
                                       <w:sz w:val="20"/>
                                     </w:rPr>
                                   </w:pPr>
+                                  <w:proofErr w:type="spellStart"/>
                                   <w:r>
                                     <w:rPr>
                                       <w:b/>
@@ -655,6 +697,7 @@
                                     </w:rPr>
                                     <w:t>Подп.идата</w:t>
                                   </w:r>
+                                  <w:proofErr w:type="spellEnd"/>
                                 </w:p>
                               </w:tc>
                               <w:tc>
@@ -691,13 +734,41 @@
                                       <w:sz w:val="20"/>
                                     </w:rPr>
                                   </w:pPr>
+                                  <w:proofErr w:type="spellStart"/>
                                   <w:r>
                                     <w:rPr>
                                       <w:b/>
                                       <w:i/>
                                       <w:sz w:val="20"/>
                                     </w:rPr>
-                                    <w:t>Инв.№дубл.</w:t>
+                                    <w:t>Инв</w:t>
+                                  </w:r>
+                                  <w:proofErr w:type="spellEnd"/>
+                                  <w:r>
+                                    <w:rPr>
+                                      <w:b/>
+                                      <w:i/>
+                                      <w:sz w:val="20"/>
+                                    </w:rPr>
+                                    <w:t>.№</w:t>
+                                  </w:r>
+                                  <w:proofErr w:type="spellStart"/>
+                                  <w:r>
+                                    <w:rPr>
+                                      <w:b/>
+                                      <w:i/>
+                                      <w:sz w:val="20"/>
+                                    </w:rPr>
+                                    <w:t>дубл</w:t>
+                                  </w:r>
+                                  <w:proofErr w:type="spellEnd"/>
+                                  <w:r>
+                                    <w:rPr>
+                                      <w:b/>
+                                      <w:i/>
+                                      <w:sz w:val="20"/>
+                                    </w:rPr>
+                                    <w:t>.</w:t>
                                   </w:r>
                                 </w:p>
                               </w:tc>
@@ -735,13 +806,23 @@
                                       <w:sz w:val="20"/>
                                     </w:rPr>
                                   </w:pPr>
+                                  <w:proofErr w:type="spellStart"/>
                                   <w:r>
                                     <w:rPr>
                                       <w:b/>
                                       <w:i/>
                                       <w:sz w:val="20"/>
                                     </w:rPr>
-                                    <w:t>Взам.инв.№</w:t>
+                                    <w:t>Взам.инв</w:t>
+                                  </w:r>
+                                  <w:proofErr w:type="spellEnd"/>
+                                  <w:r>
+                                    <w:rPr>
+                                      <w:b/>
+                                      <w:i/>
+                                      <w:sz w:val="20"/>
+                                    </w:rPr>
+                                    <w:t>.№</w:t>
                                   </w:r>
                                 </w:p>
                               </w:tc>
@@ -779,6 +860,7 @@
                                       <w:sz w:val="20"/>
                                     </w:rPr>
                                   </w:pPr>
+                                  <w:proofErr w:type="spellStart"/>
                                   <w:r>
                                     <w:rPr>
                                       <w:b/>
@@ -787,6 +869,7 @@
                                     </w:rPr>
                                     <w:t>Подп.идата</w:t>
                                   </w:r>
+                                  <w:proofErr w:type="spellEnd"/>
                                 </w:p>
                               </w:tc>
                               <w:tc>
@@ -823,6 +906,7 @@
                                       <w:sz w:val="20"/>
                                     </w:rPr>
                                   </w:pPr>
+                                  <w:proofErr w:type="spellStart"/>
                                   <w:r>
                                     <w:rPr>
                                       <w:b/>
@@ -831,6 +915,7 @@
                                     </w:rPr>
                                     <w:t>Инв.№подл</w:t>
                                   </w:r>
+                                  <w:proofErr w:type="spellEnd"/>
                                 </w:p>
                               </w:tc>
                               <w:tc>
@@ -920,6 +1005,7 @@
                                 <w:sz w:val="20"/>
                               </w:rPr>
                             </w:pPr>
+                            <w:proofErr w:type="spellStart"/>
                             <w:r>
                               <w:rPr>
                                 <w:b/>
@@ -928,6 +1014,7 @@
                               </w:rPr>
                               <w:t>Подп.идата</w:t>
                             </w:r>
+                            <w:proofErr w:type="spellEnd"/>
                           </w:p>
                         </w:tc>
                         <w:tc>
@@ -964,13 +1051,41 @@
                                 <w:sz w:val="20"/>
                               </w:rPr>
                             </w:pPr>
+                            <w:proofErr w:type="spellStart"/>
                             <w:r>
                               <w:rPr>
                                 <w:b/>
                                 <w:i/>
                                 <w:sz w:val="20"/>
                               </w:rPr>
-                              <w:t>Инв.№дубл.</w:t>
+                              <w:t>Инв</w:t>
+                            </w:r>
+                            <w:proofErr w:type="spellEnd"/>
+                            <w:r>
+                              <w:rPr>
+                                <w:b/>
+                                <w:i/>
+                                <w:sz w:val="20"/>
+                              </w:rPr>
+                              <w:t>.№</w:t>
+                            </w:r>
+                            <w:proofErr w:type="spellStart"/>
+                            <w:r>
+                              <w:rPr>
+                                <w:b/>
+                                <w:i/>
+                                <w:sz w:val="20"/>
+                              </w:rPr>
+                              <w:t>дубл</w:t>
+                            </w:r>
+                            <w:proofErr w:type="spellEnd"/>
+                            <w:r>
+                              <w:rPr>
+                                <w:b/>
+                                <w:i/>
+                                <w:sz w:val="20"/>
+                              </w:rPr>
+                              <w:t>.</w:t>
                             </w:r>
                           </w:p>
                         </w:tc>
@@ -1008,13 +1123,23 @@
                                 <w:sz w:val="20"/>
                               </w:rPr>
                             </w:pPr>
+                            <w:proofErr w:type="spellStart"/>
                             <w:r>
                               <w:rPr>
                                 <w:b/>
                                 <w:i/>
                                 <w:sz w:val="20"/>
                               </w:rPr>
-                              <w:t>Взам.инв.№</w:t>
+                              <w:t>Взам.инв</w:t>
+                            </w:r>
+                            <w:proofErr w:type="spellEnd"/>
+                            <w:r>
+                              <w:rPr>
+                                <w:b/>
+                                <w:i/>
+                                <w:sz w:val="20"/>
+                              </w:rPr>
+                              <w:t>.№</w:t>
                             </w:r>
                           </w:p>
                         </w:tc>
@@ -1052,6 +1177,7 @@
                                 <w:sz w:val="20"/>
                               </w:rPr>
                             </w:pPr>
+                            <w:proofErr w:type="spellStart"/>
                             <w:r>
                               <w:rPr>
                                 <w:b/>
@@ -1060,6 +1186,7 @@
                               </w:rPr>
                               <w:t>Подп.идата</w:t>
                             </w:r>
+                            <w:proofErr w:type="spellEnd"/>
                           </w:p>
                         </w:tc>
                         <w:tc>
@@ -1096,6 +1223,7 @@
                                 <w:sz w:val="20"/>
                               </w:rPr>
                             </w:pPr>
+                            <w:proofErr w:type="spellStart"/>
                             <w:r>
                               <w:rPr>
                                 <w:b/>
@@ -1104,6 +1232,7 @@
                               </w:rPr>
                               <w:t>Инв.№подл</w:t>
                             </w:r>
+                            <w:proofErr w:type="spellEnd"/>
                           </w:p>
                         </w:tc>
                         <w:tc>
@@ -1392,7 +1521,7 @@
           <w:noProof/>
         </w:rPr>
         <w:drawing>
-          <wp:anchor distT="0" distB="0" distL="114300" distR="114300" simplePos="0" relativeHeight="251670528" behindDoc="1" locked="0" layoutInCell="1" allowOverlap="1" wp14:anchorId="6E5EBE91" wp14:editId="7E0F4F86">
+          <wp:anchor distT="0" distB="0" distL="114300" distR="114300" simplePos="0" relativeHeight="251670528" behindDoc="1" locked="0" layoutInCell="1" allowOverlap="1" wp14:anchorId="6E5EBE91" wp14:editId="7DC740BF">
             <wp:simplePos x="0" y="0"/>
             <wp:positionH relativeFrom="column">
               <wp:posOffset>4741546</wp:posOffset>
@@ -1735,6 +1864,7 @@
                                       <w:sz w:val="20"/>
                                     </w:rPr>
                                   </w:pPr>
+                                  <w:proofErr w:type="spellStart"/>
                                   <w:r>
                                     <w:rPr>
                                       <w:b/>
@@ -1743,6 +1873,7 @@
                                     </w:rPr>
                                     <w:t>Подп.идата</w:t>
                                   </w:r>
+                                  <w:proofErr w:type="spellEnd"/>
                                 </w:p>
                               </w:tc>
                               <w:tc>
@@ -1779,13 +1910,41 @@
                                       <w:sz w:val="20"/>
                                     </w:rPr>
                                   </w:pPr>
+                                  <w:proofErr w:type="spellStart"/>
                                   <w:r>
                                     <w:rPr>
                                       <w:b/>
                                       <w:i/>
                                       <w:sz w:val="20"/>
                                     </w:rPr>
-                                    <w:t>Инв.№дубл.</w:t>
+                                    <w:t>Инв</w:t>
+                                  </w:r>
+                                  <w:proofErr w:type="spellEnd"/>
+                                  <w:r>
+                                    <w:rPr>
+                                      <w:b/>
+                                      <w:i/>
+                                      <w:sz w:val="20"/>
+                                    </w:rPr>
+                                    <w:t>.№</w:t>
+                                  </w:r>
+                                  <w:proofErr w:type="spellStart"/>
+                                  <w:r>
+                                    <w:rPr>
+                                      <w:b/>
+                                      <w:i/>
+                                      <w:sz w:val="20"/>
+                                    </w:rPr>
+                                    <w:t>дубл</w:t>
+                                  </w:r>
+                                  <w:proofErr w:type="spellEnd"/>
+                                  <w:r>
+                                    <w:rPr>
+                                      <w:b/>
+                                      <w:i/>
+                                      <w:sz w:val="20"/>
+                                    </w:rPr>
+                                    <w:t>.</w:t>
                                   </w:r>
                                 </w:p>
                               </w:tc>
@@ -1823,13 +1982,23 @@
                                       <w:sz w:val="20"/>
                                     </w:rPr>
                                   </w:pPr>
+                                  <w:proofErr w:type="spellStart"/>
                                   <w:r>
                                     <w:rPr>
                                       <w:b/>
                                       <w:i/>
                                       <w:sz w:val="20"/>
                                     </w:rPr>
-                                    <w:t>Взам.инв.№</w:t>
+                                    <w:t>Взам.инв</w:t>
+                                  </w:r>
+                                  <w:proofErr w:type="spellEnd"/>
+                                  <w:r>
+                                    <w:rPr>
+                                      <w:b/>
+                                      <w:i/>
+                                      <w:sz w:val="20"/>
+                                    </w:rPr>
+                                    <w:t>.№</w:t>
                                   </w:r>
                                 </w:p>
                               </w:tc>
@@ -1867,6 +2036,7 @@
                                       <w:sz w:val="20"/>
                                     </w:rPr>
                                   </w:pPr>
+                                  <w:proofErr w:type="spellStart"/>
                                   <w:r>
                                     <w:rPr>
                                       <w:b/>
@@ -1875,6 +2045,7 @@
                                     </w:rPr>
                                     <w:t>Подп.идата</w:t>
                                   </w:r>
+                                  <w:proofErr w:type="spellEnd"/>
                                 </w:p>
                               </w:tc>
                               <w:tc>
@@ -1911,6 +2082,7 @@
                                       <w:sz w:val="20"/>
                                     </w:rPr>
                                   </w:pPr>
+                                  <w:proofErr w:type="spellStart"/>
                                   <w:r>
                                     <w:rPr>
                                       <w:b/>
@@ -1919,6 +2091,7 @@
                                     </w:rPr>
                                     <w:t>Инв.№подл</w:t>
                                   </w:r>
+                                  <w:proofErr w:type="spellEnd"/>
                                 </w:p>
                               </w:tc>
                               <w:tc>
@@ -2004,6 +2177,7 @@
                                 <w:sz w:val="20"/>
                               </w:rPr>
                             </w:pPr>
+                            <w:proofErr w:type="spellStart"/>
                             <w:r>
                               <w:rPr>
                                 <w:b/>
@@ -2012,6 +2186,7 @@
                               </w:rPr>
                               <w:t>Подп.идата</w:t>
                             </w:r>
+                            <w:proofErr w:type="spellEnd"/>
                           </w:p>
                         </w:tc>
                         <w:tc>
@@ -2048,13 +2223,41 @@
                                 <w:sz w:val="20"/>
                               </w:rPr>
                             </w:pPr>
+                            <w:proofErr w:type="spellStart"/>
                             <w:r>
                               <w:rPr>
                                 <w:b/>
                                 <w:i/>
                                 <w:sz w:val="20"/>
                               </w:rPr>
-                              <w:t>Инв.№дубл.</w:t>
+                              <w:t>Инв</w:t>
+                            </w:r>
+                            <w:proofErr w:type="spellEnd"/>
+                            <w:r>
+                              <w:rPr>
+                                <w:b/>
+                                <w:i/>
+                                <w:sz w:val="20"/>
+                              </w:rPr>
+                              <w:t>.№</w:t>
+                            </w:r>
+                            <w:proofErr w:type="spellStart"/>
+                            <w:r>
+                              <w:rPr>
+                                <w:b/>
+                                <w:i/>
+                                <w:sz w:val="20"/>
+                              </w:rPr>
+                              <w:t>дубл</w:t>
+                            </w:r>
+                            <w:proofErr w:type="spellEnd"/>
+                            <w:r>
+                              <w:rPr>
+                                <w:b/>
+                                <w:i/>
+                                <w:sz w:val="20"/>
+                              </w:rPr>
+                              <w:t>.</w:t>
                             </w:r>
                           </w:p>
                         </w:tc>
@@ -2092,13 +2295,23 @@
                                 <w:sz w:val="20"/>
                               </w:rPr>
                             </w:pPr>
+                            <w:proofErr w:type="spellStart"/>
                             <w:r>
                               <w:rPr>
                                 <w:b/>
                                 <w:i/>
                                 <w:sz w:val="20"/>
                               </w:rPr>
-                              <w:t>Взам.инв.№</w:t>
+                              <w:t>Взам.инв</w:t>
+                            </w:r>
+                            <w:proofErr w:type="spellEnd"/>
+                            <w:r>
+                              <w:rPr>
+                                <w:b/>
+                                <w:i/>
+                                <w:sz w:val="20"/>
+                              </w:rPr>
+                              <w:t>.№</w:t>
                             </w:r>
                           </w:p>
                         </w:tc>
@@ -2136,6 +2349,7 @@
                                 <w:sz w:val="20"/>
                               </w:rPr>
                             </w:pPr>
+                            <w:proofErr w:type="spellStart"/>
                             <w:r>
                               <w:rPr>
                                 <w:b/>
@@ -2144,6 +2358,7 @@
                               </w:rPr>
                               <w:t>Подп.идата</w:t>
                             </w:r>
+                            <w:proofErr w:type="spellEnd"/>
                           </w:p>
                         </w:tc>
                         <w:tc>
@@ -2180,6 +2395,7 @@
                                 <w:sz w:val="20"/>
                               </w:rPr>
                             </w:pPr>
+                            <w:proofErr w:type="spellStart"/>
                             <w:r>
                               <w:rPr>
                                 <w:b/>
@@ -2188,6 +2404,7 @@
                               </w:rPr>
                               <w:t>Инв.№подл</w:t>
                             </w:r>
+                            <w:proofErr w:type="spellEnd"/>
                           </w:p>
                         </w:tc>
                         <w:tc>
@@ -2314,6 +2531,7 @@
         <w:rPr>
           <w:b/>
           <w:bCs/>
+          <w:lang w:val="en-US"/>
         </w:rPr>
       </w:pPr>
       <w:r>
@@ -2342,8 +2560,9 @@
         <w:rPr>
           <w:b/>
           <w:bCs/>
-        </w:rPr>
-        <w:t>5</w:t>
+          <w:lang w:val="en-US"/>
+        </w:rPr>
+        <w:t>4</w:t>
       </w:r>
     </w:p>
     <w:p>
@@ -2411,7 +2630,15 @@
       </w:r>
       <w:r>
         <w:br/>
-        <w:t xml:space="preserve">«Объект испытаний», «Цель испытаний», «Требования к программе», «Требования к программной документации», «Средства и порядок испытаний», «Методы испытаний», «Приложения». </w:t>
+        <w:t xml:space="preserve">«Объект испытаний», «Цель испытаний», «Требования к программе», «Требования к </w:t>
+      </w:r>
+      <w:proofErr w:type="spellStart"/>
+      <w:r>
+        <w:t>программнои</w:t>
+      </w:r>
+      <w:proofErr w:type="spellEnd"/>
+      <w:r>
+        <w:t xml:space="preserve">̆ документации», «Средства и порядок испытаний», «Методы испытаний», «Приложения». </w:t>
       </w:r>
     </w:p>
     <w:p>
@@ -2467,7 +2694,15 @@
         <w:jc w:val="both"/>
       </w:pPr>
       <w:r>
-        <w:t xml:space="preserve">Раздел «Требования к программным документам» содержит состав программной документации, которая представляется на испытания. </w:t>
+        <w:t xml:space="preserve">Раздел «Требования к программным документам» содержит состав </w:t>
+      </w:r>
+      <w:proofErr w:type="spellStart"/>
+      <w:r>
+        <w:t>программнои</w:t>
+      </w:r>
+      <w:proofErr w:type="spellEnd"/>
+      <w:r>
+        <w:t xml:space="preserve">̆ документации, которая представляется на испытания. </w:t>
       </w:r>
     </w:p>
     <w:p>
@@ -2508,8 +2743,13 @@
         <w:ind w:left="567" w:right="683" w:firstLine="284"/>
         <w:jc w:val="both"/>
       </w:pPr>
-      <w:r>
-        <w:t xml:space="preserve">Настоящий документ разработан в соответствии с требованиями: </w:t>
+      <w:proofErr w:type="spellStart"/>
+      <w:r>
+        <w:t>Настоящии</w:t>
+      </w:r>
+      <w:proofErr w:type="spellEnd"/>
+      <w:r>
+        <w:t xml:space="preserve">̆ документ разработан в соответствии с требованиями: </w:t>
       </w:r>
     </w:p>
     <w:p>
@@ -6781,7 +7021,23 @@
           <w:sz w:val="24"/>
           <w:szCs w:val="24"/>
         </w:rPr>
-        <w:t>MVC (Model-View-Controller) – архитектурный паттерн, используемый для разделения логики приложения и представления данных.</w:t>
+        <w:t>MVC (Model-View-</w:t>
+      </w:r>
+      <w:proofErr w:type="spellStart"/>
+      <w:r>
+        <w:rPr>
+          <w:sz w:val="24"/>
+          <w:szCs w:val="24"/>
+        </w:rPr>
+        <w:t>Controller</w:t>
+      </w:r>
+      <w:proofErr w:type="spellEnd"/>
+      <w:r>
+        <w:rPr>
+          <w:sz w:val="24"/>
+          <w:szCs w:val="24"/>
+        </w:rPr>
+        <w:t>) – архитектурный паттерн, используемый для разделения логики приложения и представления данных.</w:t>
       </w:r>
     </w:p>
     <w:p>
@@ -7114,9 +7370,11 @@
       <w:r>
         <w:t>Наименование программы для пользователя – «</w:t>
       </w:r>
+      <w:proofErr w:type="spellStart"/>
       <w:r>
         <w:t>MSnOutliers</w:t>
       </w:r>
+      <w:proofErr w:type="spellEnd"/>
       <w:r>
         <w:t>».</w:t>
       </w:r>
@@ -7196,12 +7454,14 @@
       <w:r>
         <w:t>«</w:t>
       </w:r>
+      <w:proofErr w:type="spellStart"/>
       <w:r>
         <w:rPr>
           <w:lang w:val="en-US"/>
         </w:rPr>
         <w:t>MSnOutliers</w:t>
       </w:r>
+      <w:proofErr w:type="spellEnd"/>
       <w:r>
         <w:t>» – приложение для исследования качества различных статистических методов на выборках данных с большим числом зашумленных (т. е. содержащих в себе помимо полезной нагрузки некоторый шум известного распределения) данных.</w:t>
       </w:r>
@@ -7362,7 +7622,39 @@
       <w:bookmarkStart w:id="13" w:name="_bookmark6"/>
       <w:bookmarkEnd w:id="13"/>
       <w:r>
-        <w:t xml:space="preserve">Целью испытаний является проверка корректности выполнения программой функций, изложенных в п. 4 «Требования к программе» настоящего Технического задания из комплекта документации в соответствии с ЕСПД (Единой системой программной документации). </w:t>
+        <w:t xml:space="preserve">Целью испытаний является проверка корректности выполнения </w:t>
+      </w:r>
+      <w:proofErr w:type="spellStart"/>
+      <w:r>
+        <w:t>программои</w:t>
+      </w:r>
+      <w:proofErr w:type="spellEnd"/>
+      <w:r>
+        <w:t>̆ функций, изложенных в п. 4 «Требования к программе» настоящего Технического задания из комплекта документации в соответствии с ЕСПД (</w:t>
+      </w:r>
+      <w:proofErr w:type="spellStart"/>
+      <w:r>
+        <w:t>Единои</w:t>
+      </w:r>
+      <w:proofErr w:type="spellEnd"/>
+      <w:r>
+        <w:t xml:space="preserve">̆ </w:t>
+      </w:r>
+      <w:proofErr w:type="spellStart"/>
+      <w:r>
+        <w:t>системои</w:t>
+      </w:r>
+      <w:proofErr w:type="spellEnd"/>
+      <w:r>
+        <w:t xml:space="preserve">̆ </w:t>
+      </w:r>
+      <w:proofErr w:type="spellStart"/>
+      <w:r>
+        <w:t>программнои</w:t>
+      </w:r>
+      <w:proofErr w:type="spellEnd"/>
+      <w:r>
+        <w:t xml:space="preserve">̆ документации). </w:t>
       </w:r>
     </w:p>
     <w:p>
@@ -11296,7 +11588,23 @@
           <w:sz w:val="24"/>
           <w:szCs w:val="24"/>
         </w:rPr>
-        <w:t>Ошибки в процессе вычислений должны логироваться для последующего анализа.</w:t>
+        <w:t xml:space="preserve">Ошибки в процессе вычислений должны </w:t>
+      </w:r>
+      <w:proofErr w:type="spellStart"/>
+      <w:r>
+        <w:rPr>
+          <w:sz w:val="24"/>
+          <w:szCs w:val="24"/>
+        </w:rPr>
+        <w:t>логироваться</w:t>
+      </w:r>
+      <w:proofErr w:type="spellEnd"/>
+      <w:r>
+        <w:rPr>
+          <w:sz w:val="24"/>
+          <w:szCs w:val="24"/>
+        </w:rPr>
+        <w:t xml:space="preserve"> для последующего анализа.</w:t>
       </w:r>
     </w:p>
     <w:p>
@@ -12013,7 +12321,23 @@
           <w:sz w:val="24"/>
           <w:szCs w:val="24"/>
         </w:rPr>
-        <w:t>Документы к программе должны быть выполнены в соответствии с ГОСТ 19.106-78 и  ГОСТами к каждому виду документа (см. п. 5.1).</w:t>
+        <w:t xml:space="preserve">Документы к программе должны быть выполнены в соответствии с ГОСТ 19.106-78 </w:t>
+      </w:r>
+      <w:proofErr w:type="gramStart"/>
+      <w:r>
+        <w:rPr>
+          <w:sz w:val="24"/>
+          <w:szCs w:val="24"/>
+        </w:rPr>
+        <w:t>и  ГОСТами</w:t>
+      </w:r>
+      <w:proofErr w:type="gramEnd"/>
+      <w:r>
+        <w:rPr>
+          <w:sz w:val="24"/>
+          <w:szCs w:val="24"/>
+        </w:rPr>
+        <w:t xml:space="preserve"> к каждому виду документа (см. п. 5.1).</w:t>
       </w:r>
     </w:p>
     <w:p>
@@ -12119,7 +12443,39 @@
           <w:sz w:val="24"/>
           <w:szCs w:val="24"/>
         </w:rPr>
-        <w:t xml:space="preserve">Документация также сдается в электронном виде в формате .pdf или .docx, а программа – в </w:t>
+        <w:t>Документация также сдается в электронном виде в формате .</w:t>
+      </w:r>
+      <w:proofErr w:type="spellStart"/>
+      <w:r>
+        <w:rPr>
+          <w:sz w:val="24"/>
+          <w:szCs w:val="24"/>
+        </w:rPr>
+        <w:t>pdf</w:t>
+      </w:r>
+      <w:proofErr w:type="spellEnd"/>
+      <w:r>
+        <w:rPr>
+          <w:sz w:val="24"/>
+          <w:szCs w:val="24"/>
+        </w:rPr>
+        <w:t xml:space="preserve"> или .</w:t>
+      </w:r>
+      <w:proofErr w:type="spellStart"/>
+      <w:r>
+        <w:rPr>
+          <w:sz w:val="24"/>
+          <w:szCs w:val="24"/>
+        </w:rPr>
+        <w:t>docx</w:t>
+      </w:r>
+      <w:proofErr w:type="spellEnd"/>
+      <w:r>
+        <w:rPr>
+          <w:sz w:val="24"/>
+          <w:szCs w:val="24"/>
+        </w:rPr>
+        <w:t xml:space="preserve">, а программа – в </w:t>
       </w:r>
       <w:r>
         <w:rPr>
@@ -12305,7 +12661,39 @@
           <w:sz w:val="24"/>
           <w:szCs w:val="24"/>
         </w:rPr>
-        <w:t>Операционная система: macOS Monterey, обеспечивающая высокую производительность и стабильность работы для приложений с графическим интерфейсом и вычислительных процессов.</w:t>
+        <w:t xml:space="preserve">Операционная система: </w:t>
+      </w:r>
+      <w:proofErr w:type="spellStart"/>
+      <w:r>
+        <w:rPr>
+          <w:sz w:val="24"/>
+          <w:szCs w:val="24"/>
+        </w:rPr>
+        <w:t>macOS</w:t>
+      </w:r>
+      <w:proofErr w:type="spellEnd"/>
+      <w:r>
+        <w:rPr>
+          <w:sz w:val="24"/>
+          <w:szCs w:val="24"/>
+        </w:rPr>
+        <w:t xml:space="preserve"> </w:t>
+      </w:r>
+      <w:proofErr w:type="spellStart"/>
+      <w:r>
+        <w:rPr>
+          <w:sz w:val="24"/>
+          <w:szCs w:val="24"/>
+        </w:rPr>
+        <w:t>Monterey</w:t>
+      </w:r>
+      <w:proofErr w:type="spellEnd"/>
+      <w:r>
+        <w:rPr>
+          <w:sz w:val="24"/>
+          <w:szCs w:val="24"/>
+        </w:rPr>
+        <w:t>, обеспечивающая высокую производительность и стабильность работы для приложений с графическим интерфейсом и вычислительных процессов.</w:t>
       </w:r>
     </w:p>
     <w:p>
@@ -12334,15 +12722,40 @@
           <w:sz w:val="24"/>
           <w:szCs w:val="24"/>
         </w:rPr>
-        <w:t>Процессор: Apple M1 Pro (Macbook Pro 16 Retin</w:t>
-      </w:r>
+        <w:t>Процессор: Apple M1 Pro (</w:t>
+      </w:r>
+      <w:proofErr w:type="spellStart"/>
       <w:r>
         <w:rPr>
           <w:sz w:val="24"/>
           <w:szCs w:val="24"/>
         </w:rPr>
+        <w:t>Macbook</w:t>
+      </w:r>
+      <w:proofErr w:type="spellEnd"/>
+      <w:r>
+        <w:rPr>
+          <w:sz w:val="24"/>
+          <w:szCs w:val="24"/>
+        </w:rPr>
+        <w:t xml:space="preserve"> Pro 16 </w:t>
+      </w:r>
+      <w:proofErr w:type="spellStart"/>
+      <w:r>
+        <w:rPr>
+          <w:sz w:val="24"/>
+          <w:szCs w:val="24"/>
+        </w:rPr>
+        <w:t>Retin</w:t>
+      </w:r>
+      <w:r>
+        <w:rPr>
+          <w:sz w:val="24"/>
+          <w:szCs w:val="24"/>
+        </w:rPr>
         <w:t>a</w:t>
       </w:r>
+      <w:proofErr w:type="spellEnd"/>
       <w:r>
         <w:rPr>
           <w:sz w:val="24"/>
@@ -12543,7 +12956,23 @@
           <w:sz w:val="24"/>
           <w:szCs w:val="24"/>
         </w:rPr>
-        <w:t>Компилятор: Clang 13.0.0 для компиляции исходного кода C++</w:t>
+        <w:t xml:space="preserve">Компилятор: </w:t>
+      </w:r>
+      <w:proofErr w:type="spellStart"/>
+      <w:r>
+        <w:rPr>
+          <w:sz w:val="24"/>
+          <w:szCs w:val="24"/>
+        </w:rPr>
+        <w:t>Clang</w:t>
+      </w:r>
+      <w:proofErr w:type="spellEnd"/>
+      <w:r>
+        <w:rPr>
+          <w:sz w:val="24"/>
+          <w:szCs w:val="24"/>
+        </w:rPr>
+        <w:t xml:space="preserve"> 13.0.0 для компиляции исходного кода C++</w:t>
       </w:r>
     </w:p>
     <w:p>
@@ -12572,7 +13001,23 @@
           <w:sz w:val="24"/>
           <w:szCs w:val="24"/>
         </w:rPr>
-        <w:t xml:space="preserve">Библиотека Qt </w:t>
+        <w:t xml:space="preserve">Библиотека </w:t>
+      </w:r>
+      <w:proofErr w:type="spellStart"/>
+      <w:r>
+        <w:rPr>
+          <w:sz w:val="24"/>
+          <w:szCs w:val="24"/>
+        </w:rPr>
+        <w:t>Qt</w:t>
+      </w:r>
+      <w:proofErr w:type="spellEnd"/>
+      <w:r>
+        <w:rPr>
+          <w:sz w:val="24"/>
+          <w:szCs w:val="24"/>
+        </w:rPr>
+        <w:t xml:space="preserve"> </w:t>
       </w:r>
       <w:r>
         <w:rPr>
@@ -12615,7 +13060,23 @@
           <w:sz w:val="24"/>
           <w:szCs w:val="24"/>
         </w:rPr>
-        <w:t>Библиотека Eigen 3.4.0 для матричных вычислений и операций линейной алгебры</w:t>
+        <w:t xml:space="preserve">Библиотека </w:t>
+      </w:r>
+      <w:proofErr w:type="spellStart"/>
+      <w:r>
+        <w:rPr>
+          <w:sz w:val="24"/>
+          <w:szCs w:val="24"/>
+        </w:rPr>
+        <w:t>Eigen</w:t>
+      </w:r>
+      <w:proofErr w:type="spellEnd"/>
+      <w:r>
+        <w:rPr>
+          <w:sz w:val="24"/>
+          <w:szCs w:val="24"/>
+        </w:rPr>
+        <w:t xml:space="preserve"> 3.4.0 для матричных вычислений и операций линейной алгебры</w:t>
       </w:r>
     </w:p>
     <w:p>
@@ -12644,7 +13105,41 @@
           <w:sz w:val="24"/>
           <w:szCs w:val="24"/>
         </w:rPr>
-        <w:t>Библиотека nlohmann::json 3.11.</w:t>
+        <w:t xml:space="preserve">Библиотека </w:t>
+      </w:r>
+      <w:proofErr w:type="spellStart"/>
+      <w:proofErr w:type="gramStart"/>
+      <w:r>
+        <w:rPr>
+          <w:sz w:val="24"/>
+          <w:szCs w:val="24"/>
+        </w:rPr>
+        <w:t>nlohmann</w:t>
+      </w:r>
+      <w:proofErr w:type="spellEnd"/>
+      <w:r>
+        <w:rPr>
+          <w:sz w:val="24"/>
+          <w:szCs w:val="24"/>
+        </w:rPr>
+        <w:t>::</w:t>
+      </w:r>
+      <w:proofErr w:type="spellStart"/>
+      <w:proofErr w:type="gramEnd"/>
+      <w:r>
+        <w:rPr>
+          <w:sz w:val="24"/>
+          <w:szCs w:val="24"/>
+        </w:rPr>
+        <w:t>json</w:t>
+      </w:r>
+      <w:proofErr w:type="spellEnd"/>
+      <w:r>
+        <w:rPr>
+          <w:sz w:val="24"/>
+          <w:szCs w:val="24"/>
+        </w:rPr>
+        <w:t xml:space="preserve"> 3.11.</w:t>
       </w:r>
       <w:r>
         <w:rPr>
@@ -12716,13 +13211,29 @@
           <w:sz w:val="24"/>
           <w:szCs w:val="24"/>
         </w:rPr>
-        <w:t>Библиотеки Python: matplotlib 3.</w:t>
-      </w:r>
+        <w:t xml:space="preserve">Библиотеки Python: </w:t>
+      </w:r>
+      <w:proofErr w:type="spellStart"/>
       <w:r>
         <w:rPr>
           <w:sz w:val="24"/>
           <w:szCs w:val="24"/>
         </w:rPr>
+        <w:t>matplotlib</w:t>
+      </w:r>
+      <w:proofErr w:type="spellEnd"/>
+      <w:r>
+        <w:rPr>
+          <w:sz w:val="24"/>
+          <w:szCs w:val="24"/>
+        </w:rPr>
+        <w:t xml:space="preserve"> 3.</w:t>
+      </w:r>
+      <w:r>
+        <w:rPr>
+          <w:sz w:val="24"/>
+          <w:szCs w:val="24"/>
+        </w:rPr>
         <w:t>10.3</w:t>
       </w:r>
       <w:r>
@@ -12730,13 +13241,28 @@
           <w:sz w:val="24"/>
           <w:szCs w:val="24"/>
         </w:rPr>
-        <w:t xml:space="preserve"> и numpy 1.</w:t>
-      </w:r>
+        <w:t xml:space="preserve"> и </w:t>
+      </w:r>
+      <w:proofErr w:type="spellStart"/>
       <w:r>
         <w:rPr>
           <w:sz w:val="24"/>
           <w:szCs w:val="24"/>
-          <w:lang w:val="en-US"/>
+        </w:rPr>
+        <w:t>numpy</w:t>
+      </w:r>
+      <w:proofErr w:type="spellEnd"/>
+      <w:r>
+        <w:rPr>
+          <w:sz w:val="24"/>
+          <w:szCs w:val="24"/>
+        </w:rPr>
+        <w:t xml:space="preserve"> 1.</w:t>
+      </w:r>
+      <w:r>
+        <w:rPr>
+          <w:sz w:val="24"/>
+          <w:szCs w:val="24"/>
         </w:rPr>
         <w:t>25.0</w:t>
       </w:r>
@@ -12917,7 +13443,55 @@
           <w:sz w:val="24"/>
           <w:szCs w:val="24"/>
         </w:rPr>
-        <w:t>апустить процесс анализа с помощью кнопки "Run on models"</w:t>
+        <w:t>апустить процесс анализа с помощью кнопки "</w:t>
+      </w:r>
+      <w:proofErr w:type="spellStart"/>
+      <w:r>
+        <w:rPr>
+          <w:sz w:val="24"/>
+          <w:szCs w:val="24"/>
+        </w:rPr>
+        <w:t>Run</w:t>
+      </w:r>
+      <w:proofErr w:type="spellEnd"/>
+      <w:r>
+        <w:rPr>
+          <w:sz w:val="24"/>
+          <w:szCs w:val="24"/>
+        </w:rPr>
+        <w:t xml:space="preserve"> </w:t>
+      </w:r>
+      <w:proofErr w:type="spellStart"/>
+      <w:r>
+        <w:rPr>
+          <w:sz w:val="24"/>
+          <w:szCs w:val="24"/>
+        </w:rPr>
+        <w:t>on</w:t>
+      </w:r>
+      <w:proofErr w:type="spellEnd"/>
+      <w:r>
+        <w:rPr>
+          <w:sz w:val="24"/>
+          <w:szCs w:val="24"/>
+        </w:rPr>
+        <w:t xml:space="preserve"> </w:t>
+      </w:r>
+      <w:proofErr w:type="spellStart"/>
+      <w:r>
+        <w:rPr>
+          <w:sz w:val="24"/>
+          <w:szCs w:val="24"/>
+        </w:rPr>
+        <w:t>models</w:t>
+      </w:r>
+      <w:proofErr w:type="spellEnd"/>
+      <w:r>
+        <w:rPr>
+          <w:sz w:val="24"/>
+          <w:szCs w:val="24"/>
+        </w:rPr>
+        <w:t>"</w:t>
       </w:r>
       <w:r>
         <w:rPr>
@@ -13175,7 +13749,71 @@
           <w:sz w:val="24"/>
           <w:szCs w:val="24"/>
         </w:rPr>
-        <w:t xml:space="preserve">Состав программной документации проверяется наличием полного комплекта документов программной документации в системе SmartLMS и наличием всех требуемых подписей. Также проверяется соответствие документации требованиям ГОСТ. </w:t>
+        <w:t xml:space="preserve">Состав </w:t>
+      </w:r>
+      <w:proofErr w:type="spellStart"/>
+      <w:r>
+        <w:rPr>
+          <w:sz w:val="24"/>
+          <w:szCs w:val="24"/>
+        </w:rPr>
+        <w:t>программнои</w:t>
+      </w:r>
+      <w:proofErr w:type="spellEnd"/>
+      <w:r>
+        <w:rPr>
+          <w:sz w:val="24"/>
+          <w:szCs w:val="24"/>
+        </w:rPr>
+        <w:t xml:space="preserve">̆ документации проверяется наличием полного комплекта документов </w:t>
+      </w:r>
+      <w:proofErr w:type="spellStart"/>
+      <w:r>
+        <w:rPr>
+          <w:sz w:val="24"/>
+          <w:szCs w:val="24"/>
+        </w:rPr>
+        <w:t>программнои</w:t>
+      </w:r>
+      <w:proofErr w:type="spellEnd"/>
+      <w:r>
+        <w:rPr>
+          <w:sz w:val="24"/>
+          <w:szCs w:val="24"/>
+        </w:rPr>
+        <w:t xml:space="preserve">̆ документации в системе </w:t>
+      </w:r>
+      <w:proofErr w:type="spellStart"/>
+      <w:r>
+        <w:rPr>
+          <w:sz w:val="24"/>
+          <w:szCs w:val="24"/>
+        </w:rPr>
+        <w:t>SmartLMS</w:t>
+      </w:r>
+      <w:proofErr w:type="spellEnd"/>
+      <w:r>
+        <w:rPr>
+          <w:sz w:val="24"/>
+          <w:szCs w:val="24"/>
+        </w:rPr>
+        <w:t xml:space="preserve"> и наличием всех требуемых </w:t>
+      </w:r>
+      <w:proofErr w:type="spellStart"/>
+      <w:r>
+        <w:rPr>
+          <w:sz w:val="24"/>
+          <w:szCs w:val="24"/>
+        </w:rPr>
+        <w:t>подписеи</w:t>
+      </w:r>
+      <w:proofErr w:type="spellEnd"/>
+      <w:r>
+        <w:rPr>
+          <w:sz w:val="24"/>
+          <w:szCs w:val="24"/>
+        </w:rPr>
+        <w:t xml:space="preserve">̆. Также проверяется соответствие документации требованиям ГОСТ. </w:t>
       </w:r>
     </w:p>
     <w:p>
@@ -13204,7 +13842,23 @@
           <w:sz w:val="24"/>
           <w:szCs w:val="24"/>
         </w:rPr>
-        <w:t xml:space="preserve">Комплект документов полный. Все документы удовлетворяют представленным требованиям. </w:t>
+        <w:t xml:space="preserve">Комплект документов </w:t>
+      </w:r>
+      <w:proofErr w:type="spellStart"/>
+      <w:r>
+        <w:rPr>
+          <w:sz w:val="24"/>
+          <w:szCs w:val="24"/>
+        </w:rPr>
+        <w:t>полныи</w:t>
+      </w:r>
+      <w:proofErr w:type="spellEnd"/>
+      <w:r>
+        <w:rPr>
+          <w:sz w:val="24"/>
+          <w:szCs w:val="24"/>
+        </w:rPr>
+        <w:t xml:space="preserve">̆. Все документы удовлетворяют представленным требованиям. </w:t>
       </w:r>
     </w:p>
     <w:p>
@@ -13282,7 +13936,39 @@
           <w:sz w:val="24"/>
           <w:szCs w:val="24"/>
         </w:rPr>
-        <w:t>Проверить корректность работы алгоритма Isolation Forest.</w:t>
+        <w:t xml:space="preserve">Проверить корректность работы алгоритма </w:t>
+      </w:r>
+      <w:proofErr w:type="spellStart"/>
+      <w:r>
+        <w:rPr>
+          <w:sz w:val="24"/>
+          <w:szCs w:val="24"/>
+        </w:rPr>
+        <w:t>Isolation</w:t>
+      </w:r>
+      <w:proofErr w:type="spellEnd"/>
+      <w:r>
+        <w:rPr>
+          <w:sz w:val="24"/>
+          <w:szCs w:val="24"/>
+        </w:rPr>
+        <w:t xml:space="preserve"> </w:t>
+      </w:r>
+      <w:proofErr w:type="spellStart"/>
+      <w:r>
+        <w:rPr>
+          <w:sz w:val="24"/>
+          <w:szCs w:val="24"/>
+        </w:rPr>
+        <w:t>Forest</w:t>
+      </w:r>
+      <w:proofErr w:type="spellEnd"/>
+      <w:r>
+        <w:rPr>
+          <w:sz w:val="24"/>
+          <w:szCs w:val="24"/>
+        </w:rPr>
+        <w:t>.</w:t>
       </w:r>
     </w:p>
     <w:p>
@@ -13334,7 +14020,55 @@
           <w:sz w:val="24"/>
           <w:szCs w:val="24"/>
         </w:rPr>
-        <w:t>Проверить корректность работы алгоритма KDE (Kernel Density Estimation).</w:t>
+        <w:t>Проверить корректность работы алгоритма KDE (</w:t>
+      </w:r>
+      <w:proofErr w:type="spellStart"/>
+      <w:r>
+        <w:rPr>
+          <w:sz w:val="24"/>
+          <w:szCs w:val="24"/>
+        </w:rPr>
+        <w:t>Kernel</w:t>
+      </w:r>
+      <w:proofErr w:type="spellEnd"/>
+      <w:r>
+        <w:rPr>
+          <w:sz w:val="24"/>
+          <w:szCs w:val="24"/>
+        </w:rPr>
+        <w:t xml:space="preserve"> </w:t>
+      </w:r>
+      <w:proofErr w:type="spellStart"/>
+      <w:r>
+        <w:rPr>
+          <w:sz w:val="24"/>
+          <w:szCs w:val="24"/>
+        </w:rPr>
+        <w:t>Density</w:t>
+      </w:r>
+      <w:proofErr w:type="spellEnd"/>
+      <w:r>
+        <w:rPr>
+          <w:sz w:val="24"/>
+          <w:szCs w:val="24"/>
+        </w:rPr>
+        <w:t xml:space="preserve"> </w:t>
+      </w:r>
+      <w:proofErr w:type="spellStart"/>
+      <w:r>
+        <w:rPr>
+          <w:sz w:val="24"/>
+          <w:szCs w:val="24"/>
+        </w:rPr>
+        <w:t>Estimation</w:t>
+      </w:r>
+      <w:proofErr w:type="spellEnd"/>
+      <w:r>
+        <w:rPr>
+          <w:sz w:val="24"/>
+          <w:szCs w:val="24"/>
+        </w:rPr>
+        <w:t>).</w:t>
       </w:r>
     </w:p>
     <w:p>
@@ -13672,7 +14406,23 @@
           <w:bCs w:val="0"/>
         </w:rPr>
         <w:lastRenderedPageBreak/>
-        <w:t>Убедиться, что метрики качества регрессии и обнаружения аномальных наблюдений сохраняются с указанным именем, содержимое файла непусто, метрики принимают неотрицательные значения.</w:t>
+        <w:t xml:space="preserve">Убедиться, что метрики качества регрессии и обнаружения аномальных наблюдений сохраняются с указанным именем, содержимое файла </w:t>
+      </w:r>
+      <w:proofErr w:type="spellStart"/>
+      <w:r>
+        <w:rPr>
+          <w:b w:val="0"/>
+          <w:bCs w:val="0"/>
+        </w:rPr>
+        <w:t>непусто</w:t>
+      </w:r>
+      <w:proofErr w:type="spellEnd"/>
+      <w:r>
+        <w:rPr>
+          <w:b w:val="0"/>
+          <w:bCs w:val="0"/>
+        </w:rPr>
+        <w:t>, метрики принимают неотрицательные значения.</w:t>
       </w:r>
       <w:bookmarkEnd w:id="270"/>
     </w:p>
@@ -16754,12 +17504,14 @@
               </w:rPr>
               <w:t xml:space="preserve"> </w:t>
             </w:r>
+            <w:proofErr w:type="spellStart"/>
             <w:r>
               <w:rPr>
                 <w:sz w:val="24"/>
               </w:rPr>
               <w:t>ельного</w:t>
             </w:r>
+            <w:proofErr w:type="spellEnd"/>
             <w:r>
               <w:rPr>
                 <w:spacing w:val="1"/>
@@ -17022,6 +17774,7 @@
                 <w:sz w:val="24"/>
               </w:rPr>
             </w:pPr>
+            <w:proofErr w:type="spellStart"/>
             <w:r>
               <w:rPr>
                 <w:spacing w:val="-1"/>
@@ -17029,6 +17782,7 @@
               </w:rPr>
               <w:t>Аннулированн</w:t>
             </w:r>
+            <w:proofErr w:type="spellEnd"/>
             <w:r>
               <w:rPr>
                 <w:spacing w:val="-57"/>
@@ -17036,12 +17790,14 @@
               </w:rPr>
               <w:t xml:space="preserve"> </w:t>
             </w:r>
+            <w:proofErr w:type="spellStart"/>
             <w:r>
               <w:rPr>
                 <w:sz w:val="24"/>
               </w:rPr>
               <w:t>ых</w:t>
             </w:r>
+            <w:proofErr w:type="spellEnd"/>
           </w:p>
         </w:tc>
         <w:tc>
@@ -20256,11 +21012,19 @@
                                     <w:sz w:val="24"/>
                                   </w:rPr>
                                 </w:pPr>
+                                <w:proofErr w:type="spellStart"/>
                                 <w:r>
                                   <w:rPr>
                                     <w:sz w:val="24"/>
                                   </w:rPr>
-                                  <w:t>Взам.</w:t>
+                                  <w:t>Взам</w:t>
+                                </w:r>
+                                <w:proofErr w:type="spellEnd"/>
+                                <w:r>
+                                  <w:rPr>
+                                    <w:sz w:val="24"/>
+                                  </w:rPr>
+                                  <w:t>.</w:t>
                                 </w:r>
                                 <w:r>
                                   <w:rPr>
@@ -20330,11 +21094,19 @@
                                   </w:rPr>
                                   <w:t xml:space="preserve"> </w:t>
                                 </w:r>
+                                <w:proofErr w:type="spellStart"/>
                                 <w:r>
                                   <w:rPr>
                                     <w:sz w:val="24"/>
                                   </w:rPr>
-                                  <w:t>дубл.</w:t>
+                                  <w:t>дубл</w:t>
+                                </w:r>
+                                <w:proofErr w:type="spellEnd"/>
+                                <w:r>
+                                  <w:rPr>
+                                    <w:sz w:val="24"/>
+                                  </w:rPr>
+                                  <w:t>.</w:t>
                                 </w:r>
                               </w:p>
                             </w:tc>
@@ -20868,11 +21640,19 @@
                               <w:sz w:val="24"/>
                             </w:rPr>
                           </w:pPr>
+                          <w:proofErr w:type="spellStart"/>
                           <w:r>
                             <w:rPr>
                               <w:sz w:val="24"/>
                             </w:rPr>
-                            <w:t>Взам.</w:t>
+                            <w:t>Взам</w:t>
+                          </w:r>
+                          <w:proofErr w:type="spellEnd"/>
+                          <w:r>
+                            <w:rPr>
+                              <w:sz w:val="24"/>
+                            </w:rPr>
+                            <w:t>.</w:t>
                           </w:r>
                           <w:r>
                             <w:rPr>
@@ -20942,11 +21722,19 @@
                             </w:rPr>
                             <w:t xml:space="preserve"> </w:t>
                           </w:r>
+                          <w:proofErr w:type="spellStart"/>
                           <w:r>
                             <w:rPr>
                               <w:sz w:val="24"/>
                             </w:rPr>
-                            <w:t>дубл.</w:t>
+                            <w:t>дубл</w:t>
+                          </w:r>
+                          <w:proofErr w:type="spellEnd"/>
+                          <w:r>
+                            <w:rPr>
+                              <w:sz w:val="24"/>
+                            </w:rPr>
+                            <w:t>.</w:t>
                           </w:r>
                         </w:p>
                       </w:tc>
@@ -21528,11 +22316,19 @@
                                     <w:sz w:val="24"/>
                                   </w:rPr>
                                 </w:pPr>
+                                <w:proofErr w:type="spellStart"/>
                                 <w:r>
                                   <w:rPr>
                                     <w:sz w:val="24"/>
                                   </w:rPr>
-                                  <w:t>Взам.</w:t>
+                                  <w:t>Взам</w:t>
+                                </w:r>
+                                <w:proofErr w:type="spellEnd"/>
+                                <w:r>
+                                  <w:rPr>
+                                    <w:sz w:val="24"/>
+                                  </w:rPr>
+                                  <w:t>.</w:t>
                                 </w:r>
                                 <w:r>
                                   <w:rPr>
@@ -21602,11 +22398,19 @@
                                   </w:rPr>
                                   <w:t xml:space="preserve"> </w:t>
                                 </w:r>
+                                <w:proofErr w:type="spellStart"/>
                                 <w:r>
                                   <w:rPr>
                                     <w:sz w:val="24"/>
                                   </w:rPr>
-                                  <w:t>дубл.</w:t>
+                                  <w:t>дубл</w:t>
+                                </w:r>
+                                <w:proofErr w:type="spellEnd"/>
+                                <w:r>
+                                  <w:rPr>
+                                    <w:sz w:val="24"/>
+                                  </w:rPr>
+                                  <w:t>.</w:t>
                                 </w:r>
                               </w:p>
                             </w:tc>
@@ -22146,11 +22950,19 @@
                               <w:sz w:val="24"/>
                             </w:rPr>
                           </w:pPr>
+                          <w:proofErr w:type="spellStart"/>
                           <w:r>
                             <w:rPr>
                               <w:sz w:val="24"/>
                             </w:rPr>
-                            <w:t>Взам.</w:t>
+                            <w:t>Взам</w:t>
+                          </w:r>
+                          <w:proofErr w:type="spellEnd"/>
+                          <w:r>
+                            <w:rPr>
+                              <w:sz w:val="24"/>
+                            </w:rPr>
+                            <w:t>.</w:t>
                           </w:r>
                           <w:r>
                             <w:rPr>
@@ -22220,11 +23032,19 @@
                             </w:rPr>
                             <w:t xml:space="preserve"> </w:t>
                           </w:r>
+                          <w:proofErr w:type="spellStart"/>
                           <w:r>
                             <w:rPr>
                               <w:sz w:val="24"/>
                             </w:rPr>
-                            <w:t>дубл.</w:t>
+                            <w:t>дубл</w:t>
+                          </w:r>
+                          <w:proofErr w:type="spellEnd"/>
+                          <w:r>
+                            <w:rPr>
+                              <w:sz w:val="24"/>
+                            </w:rPr>
+                            <w:t>.</w:t>
                           </w:r>
                         </w:p>
                       </w:tc>
@@ -37696,10 +38516,6 @@
 </file>
 
 <file path=customXml/item1.xml><?xml version="1.0" encoding="utf-8"?>
-<b:Sources xmlns:b="http://schemas.openxmlformats.org/officeDocument/2006/bibliography" xmlns="http://schemas.openxmlformats.org/officeDocument/2006/bibliography" SelectedStyle="\APASixthEditionOfficeOnline.xsl" StyleName="APA" Version="6"/>
-</file>
-
-<file path=customXml/item2.xml><?xml version="1.0" encoding="utf-8"?>
 <s:customData xmlns="http://www.wps.cn/officeDocument/2013/wpsCustomData" xmlns:s="http://www.wps.cn/officeDocument/2013/wpsCustomData">
   <customSectProps>
     <customSectPr/>
@@ -37725,18 +38541,22 @@
 </s:customData>
 </file>
 
+<file path=customXml/item2.xml><?xml version="1.0" encoding="utf-8"?>
+<b:Sources xmlns:b="http://schemas.openxmlformats.org/officeDocument/2006/bibliography" xmlns="http://schemas.openxmlformats.org/officeDocument/2006/bibliography" SelectedStyle="\APASixthEditionOfficeOnline.xsl" StyleName="APA" Version="6"/>
+</file>
+
 <file path=customXml/itemProps1.xml><?xml version="1.0" encoding="utf-8"?>
+<ds:datastoreItem xmlns:ds="http://schemas.openxmlformats.org/officeDocument/2006/customXml" ds:itemID="{B1977F7D-205B-4081-913C-38D41E755F92}">
+  <ds:schemaRefs>
+    <ds:schemaRef ds:uri="http://www.wps.cn/officeDocument/2013/wpsCustomData"/>
+  </ds:schemaRefs>
+</ds:datastoreItem>
+</file>
+
+<file path=customXml/itemProps2.xml><?xml version="1.0" encoding="utf-8"?>
 <ds:datastoreItem xmlns:ds="http://schemas.openxmlformats.org/officeDocument/2006/customXml" ds:itemID="{8B1B0B9B-246F-42FC-89B3-EDDC900B3227}">
   <ds:schemaRefs>
     <ds:schemaRef ds:uri="http://schemas.openxmlformats.org/officeDocument/2006/bibliography"/>
   </ds:schemaRefs>
 </ds:datastoreItem>
-</file>
-
-<file path=customXml/itemProps2.xml><?xml version="1.0" encoding="utf-8"?>
-<ds:datastoreItem xmlns:ds="http://schemas.openxmlformats.org/officeDocument/2006/customXml" ds:itemID="{B1977F7D-205B-4081-913C-38D41E755F92}">
-  <ds:schemaRefs>
-    <ds:schemaRef ds:uri="http://www.wps.cn/officeDocument/2013/wpsCustomData"/>
-  </ds:schemaRefs>
-</ds:datastoreItem>
 </file>